--- a/00. Resources/BRD_Exampe_Inputs.docx
+++ b/00. Resources/BRD_Exampe_Inputs.docx
@@ -1,6 +1,6 @@
 
 <file path=word/document.xml><?xml version="1.0" encoding="utf-8"?>
-<w:document xmlns:wpc="http://schemas.microsoft.com/office/word/2010/wordprocessingCanvas" xmlns:cx="http://schemas.microsoft.com/office/drawing/2014/chartex" xmlns:cx1="http://schemas.microsoft.com/office/drawing/2015/9/8/chartex" xmlns:cx2="http://schemas.microsoft.com/office/drawing/2015/10/21/chartex" xmlns:cx3="http://schemas.microsoft.com/office/drawing/2016/5/9/chartex" xmlns:cx4="http://schemas.microsoft.com/office/drawing/2016/5/10/chartex" xmlns:cx5="http://schemas.microsoft.com/office/drawing/2016/5/11/chartex" xmlns:cx6="http://schemas.microsoft.com/office/drawing/2016/5/12/chartex" xmlns:cx7="http://schemas.microsoft.com/office/drawing/2016/5/13/chartex" xmlns:cx8="http://schemas.microsoft.com/office/drawing/2016/5/14/chartex" xmlns:mc="http://schemas.openxmlformats.org/markup-compatibility/2006" xmlns:aink="http://schemas.microsoft.com/office/drawing/2016/ink" xmlns:am3d="http://schemas.microsoft.com/office/drawing/2017/model3d" xmlns:o="urn:schemas-microsoft-com:office:office" xmlns:oel="http://schemas.microsoft.com/office/2019/extlst" xmlns:r="http://schemas.openxmlformats.org/officeDocument/2006/relationships" xmlns:m="http://schemas.openxmlformats.org/officeDocument/2006/math" xmlns:v="urn:schemas-microsoft-com:vml" xmlns:wp14="http://schemas.microsoft.com/office/word/2010/wordprocessingDrawing" xmlns:wp="http://schemas.openxmlformats.org/drawingml/2006/wordprocessingDrawing" xmlns:w10="urn:schemas-microsoft-com:office:word" xmlns:w="http://schemas.openxmlformats.org/wordprocessingml/2006/main" xmlns:w14="http://schemas.microsoft.com/office/word/2010/wordml" xmlns:w15="http://schemas.microsoft.com/office/word/2012/wordml" xmlns:w16cex="http://schemas.microsoft.com/office/word/2018/wordml/cex" xmlns:w16cid="http://schemas.microsoft.com/office/word/2016/wordml/cid" xmlns:w16="http://schemas.microsoft.com/office/word/2018/wordml" xmlns:w16sdtdh="http://schemas.microsoft.com/office/word/2020/wordml/sdtdatahash" xmlns:w16se="http://schemas.microsoft.com/office/word/2015/wordml/symex" xmlns:wpg="http://schemas.microsoft.com/office/word/2010/wordprocessingGroup" xmlns:wpi="http://schemas.microsoft.com/office/word/2010/wordprocessingInk" xmlns:wne="http://schemas.microsoft.com/office/word/2006/wordml" xmlns:wps="http://schemas.microsoft.com/office/word/2010/wordprocessingShape" mc:Ignorable="w14 w15 w16se w16cid w16 w16cex w16sdtdh wp14">
+<w:document xmlns:wpc="http://schemas.microsoft.com/office/word/2010/wordprocessingCanvas" xmlns:cx="http://schemas.microsoft.com/office/drawing/2014/chartex" xmlns:cx1="http://schemas.microsoft.com/office/drawing/2015/9/8/chartex" xmlns:cx2="http://schemas.microsoft.com/office/drawing/2015/10/21/chartex" xmlns:cx3="http://schemas.microsoft.com/office/drawing/2016/5/9/chartex" xmlns:cx4="http://schemas.microsoft.com/office/drawing/2016/5/10/chartex" xmlns:cx5="http://schemas.microsoft.com/office/drawing/2016/5/11/chartex" xmlns:cx6="http://schemas.microsoft.com/office/drawing/2016/5/12/chartex" xmlns:cx7="http://schemas.microsoft.com/office/drawing/2016/5/13/chartex" xmlns:cx8="http://schemas.microsoft.com/office/drawing/2016/5/14/chartex" xmlns:mc="http://schemas.openxmlformats.org/markup-compatibility/2006" xmlns:aink="http://schemas.microsoft.com/office/drawing/2016/ink" xmlns:am3d="http://schemas.microsoft.com/office/drawing/2017/model3d" xmlns:o="urn:schemas-microsoft-com:office:office" xmlns:r="http://schemas.openxmlformats.org/officeDocument/2006/relationships" xmlns:m="http://schemas.openxmlformats.org/officeDocument/2006/math" xmlns:v="urn:schemas-microsoft-com:vml" xmlns:wp14="http://schemas.microsoft.com/office/word/2010/wordprocessingDrawing" xmlns:wp="http://schemas.openxmlformats.org/drawingml/2006/wordprocessingDrawing" xmlns:w10="urn:schemas-microsoft-com:office:word" xmlns:w="http://schemas.openxmlformats.org/wordprocessingml/2006/main" xmlns:w14="http://schemas.microsoft.com/office/word/2010/wordml" xmlns:w15="http://schemas.microsoft.com/office/word/2012/wordml" xmlns:w16cex="http://schemas.microsoft.com/office/word/2018/wordml/cex" xmlns:w16cid="http://schemas.microsoft.com/office/word/2016/wordml/cid" xmlns:w16="http://schemas.microsoft.com/office/word/2018/wordml" xmlns:w16sdtdh="http://schemas.microsoft.com/office/word/2020/wordml/sdtdatahash" xmlns:w16se="http://schemas.microsoft.com/office/word/2015/wordml/symex" xmlns:wpg="http://schemas.microsoft.com/office/word/2010/wordprocessingGroup" xmlns:wpi="http://schemas.microsoft.com/office/word/2010/wordprocessingInk" xmlns:wne="http://schemas.microsoft.com/office/word/2006/wordml" xmlns:wps="http://schemas.microsoft.com/office/word/2010/wordprocessingShape" mc:Ignorable="w14 w15 w16se w16cid w16 w16cex w16sdtdh wp14">
   <w:body>
     <w:p>
       <w:pPr>
@@ -143,9 +143,9 @@
               </wp:anchor>
             </w:drawing>
           </mc:Choice>
-          <mc:Fallback>
+          <mc:Fallback xmlns:oel="http://schemas.microsoft.com/office/2019/extlst">
             <w:pict>
-              <v:line w14:anchorId="3EB4234A" id="Straight Connector 2" o:spid="_x0000_s1026" style="position:absolute;z-index:251659264;visibility:visible;mso-wrap-style:square;mso-width-percent:0;mso-wrap-distance-left:9pt;mso-wrap-distance-top:0;mso-wrap-distance-right:9pt;mso-wrap-distance-bottom:0;mso-position-horizontal:absolute;mso-position-horizontal-relative:text;mso-position-vertical:absolute;mso-position-vertical-relative:text;mso-width-percent:0;mso-width-relative:margin" from="32.4pt,6.3pt" to="483.1pt,6.3pt" o:gfxdata="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" strokecolor="#4472c4 [3204]" strokeweight="1pt">
+              <v:line w14:anchorId="3EB4234A" id="Straight Connector 2" o:spid="_x0000_s1026" style="position:absolute;z-index:251659264;visibility:visible;mso-wrap-style:square;mso-width-percent:0;mso-wrap-distance-left:9pt;mso-wrap-distance-top:0;mso-wrap-distance-right:9pt;mso-wrap-distance-bottom:0;mso-position-horizontal:absolute;mso-position-horizontal-relative:text;mso-position-vertical:absolute;mso-position-vertical-relative:text;mso-width-percent:0;mso-width-relative:margin" from="32.4pt,6.3pt" to="483.1pt,6.3pt" o:gfxdata="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" strokecolor="#4472c4 [3204]" strokeweight="1pt">
                 <v:stroke joinstyle="miter"/>
               </v:line>
             </w:pict>
@@ -209,7 +209,10 @@
           <w:szCs w:val="32"/>
           <w:lang w:val="en-CA"/>
         </w:rPr>
-        <w:t>Bike-O ........</w:t>
+        <w:t xml:space="preserve">Bike-O </w:t>
+      </w:r>
+      <w:r>
+        <w:t>Mobile App and Cashless Payments</w:t>
       </w:r>
     </w:p>
     <w:p/>
@@ -498,7 +501,6 @@
                 <w:sz w:val="16"/>
               </w:rPr>
             </w:pPr>
-            <w:proofErr w:type="spellStart"/>
             <w:r>
               <w:rPr>
                 <w:rFonts w:ascii="Arial" w:hAnsi="Arial" w:cs="Arial"/>
@@ -506,22 +508,7 @@
                 <w:bCs/>
                 <w:sz w:val="16"/>
               </w:rPr>
-              <w:t>Z</w:t>
-            </w:r>
-            <w:r>
-              <w:rPr>
-                <w:rFonts w:ascii="Arial" w:hAnsi="Arial" w:cs="Arial"/>
-                <w:sz w:val="16"/>
-              </w:rPr>
-              <w:t>hilber</w:t>
-            </w:r>
-            <w:proofErr w:type="spellEnd"/>
-            <w:r>
-              <w:rPr>
-                <w:rFonts w:ascii="Arial" w:hAnsi="Arial" w:cs="Arial"/>
-                <w:sz w:val="16"/>
-              </w:rPr>
-              <w:t xml:space="preserve"> Baev</w:t>
+              <w:t>Zdravko Zdravkov</w:t>
             </w:r>
           </w:p>
         </w:tc>
@@ -630,7 +617,6 @@
                 <w:sz w:val="16"/>
               </w:rPr>
             </w:pPr>
-            <w:proofErr w:type="spellStart"/>
             <w:r>
               <w:rPr>
                 <w:rFonts w:ascii="Arial" w:hAnsi="Arial" w:cs="Arial"/>
@@ -638,17 +624,7 @@
                 <w:bCs/>
                 <w:sz w:val="16"/>
               </w:rPr>
-              <w:t>Zhilber</w:t>
-            </w:r>
-            <w:proofErr w:type="spellEnd"/>
-            <w:r>
-              <w:rPr>
-                <w:rFonts w:ascii="Arial" w:hAnsi="Arial" w:cs="Arial"/>
-                <w:b/>
-                <w:bCs/>
-                <w:sz w:val="16"/>
-              </w:rPr>
-              <w:t xml:space="preserve"> Baev</w:t>
+              <w:t>Zdravko Zdravkov</w:t>
             </w:r>
           </w:p>
         </w:tc>
@@ -1015,9 +991,9 @@
               </wp:anchor>
             </w:drawing>
           </mc:Choice>
-          <mc:Fallback>
+          <mc:Fallback xmlns:oel="http://schemas.microsoft.com/office/2019/extlst">
             <w:pict>
-              <v:line w14:anchorId="3EB8935B" id="Straight Connector 6" o:spid="_x0000_s1026" style="position:absolute;z-index:251663360;visibility:visible;mso-wrap-style:square;mso-width-percent:0;mso-wrap-distance-left:9pt;mso-wrap-distance-top:0;mso-wrap-distance-right:9pt;mso-wrap-distance-bottom:0;mso-position-horizontal:absolute;mso-position-horizontal-relative:text;mso-position-vertical:absolute;mso-position-vertical-relative:text;mso-width-percent:0;mso-width-relative:margin" from=".35pt,2.5pt" to="518.9pt,2.5pt" o:gfxdata="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" strokecolor="#4472c4 [3204]" strokeweight="1pt">
+              <v:line w14:anchorId="3EB8935B" id="Straight Connector 6" o:spid="_x0000_s1026" style="position:absolute;z-index:251663360;visibility:visible;mso-wrap-style:square;mso-width-percent:0;mso-wrap-distance-left:9pt;mso-wrap-distance-top:0;mso-wrap-distance-right:9pt;mso-wrap-distance-bottom:0;mso-position-horizontal:absolute;mso-position-horizontal-relative:text;mso-position-vertical:absolute;mso-position-vertical-relative:text;mso-width-percent:0;mso-width-relative:margin" from=".35pt,2.5pt" to="518.9pt,2.5pt" o:gfxdata="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" strokecolor="#4472c4 [3204]" strokeweight="1pt">
                 <v:stroke joinstyle="miter"/>
               </v:line>
             </w:pict>
@@ -1091,7 +1067,16 @@
               <w:rPr>
                 <w:rStyle w:val="PlaceholderText"/>
               </w:rPr>
-              <w:t>Bike-O.......</w:t>
+              <w:t>Bike-O</w:t>
+            </w:r>
+            <w:r>
+              <w:t xml:space="preserve"> </w:t>
+            </w:r>
+            <w:r>
+              <w:rPr>
+                <w:rStyle w:val="PlaceholderText"/>
+              </w:rPr>
+              <w:t>Mobile App and Cashless Payments</w:t>
             </w:r>
           </w:p>
         </w:tc>
@@ -1135,44 +1120,18 @@
           <w:p>
             <w:pPr>
               <w:rPr>
-                <w:b/>
-                <w:bCs/>
-                <w:i/>
-                <w:sz w:val="20"/>
-                <w:szCs w:val="20"/>
-              </w:rPr>
-            </w:pPr>
-            <w:r>
-              <w:rPr>
-                <w:b/>
-                <w:bCs/>
-                <w:i/>
-                <w:sz w:val="20"/>
-                <w:szCs w:val="20"/>
-              </w:rPr>
-              <w:t>(</w:t>
-            </w:r>
-            <w:proofErr w:type="gramStart"/>
-            <w:r>
-              <w:rPr>
-                <w:b/>
-                <w:bCs/>
-                <w:i/>
-                <w:sz w:val="20"/>
-                <w:szCs w:val="20"/>
-              </w:rPr>
-              <w:t>e.g.</w:t>
-            </w:r>
-            <w:proofErr w:type="gramEnd"/>
-            <w:r>
-              <w:rPr>
-                <w:b/>
-                <w:bCs/>
-                <w:i/>
-                <w:sz w:val="20"/>
-                <w:szCs w:val="20"/>
-              </w:rPr>
-              <w:t xml:space="preserve"> New Initiative or Phase II)</w:t>
+                <w:iCs/>
+                <w:sz w:val="20"/>
+                <w:szCs w:val="20"/>
+              </w:rPr>
+            </w:pPr>
+            <w:r>
+              <w:rPr>
+                <w:iCs/>
+                <w:sz w:val="20"/>
+                <w:szCs w:val="20"/>
+              </w:rPr>
+              <w:t>New Initiative</w:t>
             </w:r>
           </w:p>
         </w:tc>
@@ -1221,6 +1180,14 @@
                 <w:szCs w:val="20"/>
               </w:rPr>
             </w:pPr>
+            <w:r>
+              <w:rPr>
+                <w:bCs/>
+                <w:sz w:val="20"/>
+                <w:szCs w:val="20"/>
+              </w:rPr>
+              <w:t>22/07/2023</w:t>
+            </w:r>
           </w:p>
         </w:tc>
       </w:tr>
@@ -1268,6 +1235,14 @@
                 <w:szCs w:val="20"/>
               </w:rPr>
             </w:pPr>
+            <w:r>
+              <w:rPr>
+                <w:bCs/>
+                <w:sz w:val="20"/>
+                <w:szCs w:val="20"/>
+              </w:rPr>
+              <w:t>15/10/2023</w:t>
+            </w:r>
           </w:p>
         </w:tc>
       </w:tr>
@@ -1310,44 +1285,16 @@
           <w:p>
             <w:pPr>
               <w:rPr>
-                <w:b/>
-                <w:i/>
-                <w:iCs/>
-                <w:sz w:val="20"/>
-                <w:szCs w:val="20"/>
-              </w:rPr>
-            </w:pPr>
-            <w:r>
-              <w:rPr>
-                <w:b/>
-                <w:i/>
-                <w:iCs/>
-                <w:sz w:val="20"/>
-                <w:szCs w:val="20"/>
-              </w:rPr>
-              <w:t>(</w:t>
-            </w:r>
-            <w:proofErr w:type="gramStart"/>
-            <w:r>
-              <w:rPr>
-                <w:b/>
-                <w:i/>
-                <w:iCs/>
-                <w:sz w:val="20"/>
-                <w:szCs w:val="20"/>
-              </w:rPr>
-              <w:t>e.g.</w:t>
-            </w:r>
-            <w:proofErr w:type="gramEnd"/>
-            <w:r>
-              <w:rPr>
-                <w:b/>
-                <w:i/>
-                <w:iCs/>
-                <w:sz w:val="20"/>
-                <w:szCs w:val="20"/>
-              </w:rPr>
-              <w:t xml:space="preserve"> Soft Uni)</w:t>
+                <w:sz w:val="20"/>
+                <w:szCs w:val="20"/>
+              </w:rPr>
+            </w:pPr>
+            <w:r>
+              <w:rPr>
+                <w:sz w:val="20"/>
+                <w:szCs w:val="20"/>
+              </w:rPr>
+              <w:t>Soft Uni</w:t>
             </w:r>
           </w:p>
         </w:tc>
@@ -1396,6 +1343,20 @@
                 <w:szCs w:val="20"/>
               </w:rPr>
             </w:pPr>
+            <w:r>
+              <w:rPr>
+                <w:rFonts w:ascii="Arial" w:hAnsi="Arial" w:cs="Arial"/>
+                <w:sz w:val="16"/>
+              </w:rPr>
+              <w:t>Z</w:t>
+            </w:r>
+            <w:r>
+              <w:rPr>
+                <w:rFonts w:ascii="Arial" w:hAnsi="Arial" w:cs="Arial"/>
+                <w:sz w:val="16"/>
+              </w:rPr>
+              <w:t>hilber Baev</w:t>
+            </w:r>
           </w:p>
         </w:tc>
       </w:tr>
@@ -1494,9 +1455,9 @@
               </wp:anchor>
             </w:drawing>
           </mc:Choice>
-          <mc:Fallback>
+          <mc:Fallback xmlns:oel="http://schemas.microsoft.com/office/2019/extlst">
             <w:pict>
-              <v:line w14:anchorId="1939F712" id="Straight Connector 5" o:spid="_x0000_s1026" style="position:absolute;z-index:251661312;visibility:visible;mso-wrap-style:square;mso-width-percent:0;mso-wrap-distance-left:9pt;mso-wrap-distance-top:0;mso-wrap-distance-right:9pt;mso-wrap-distance-bottom:0;mso-position-horizontal:absolute;mso-position-horizontal-relative:text;mso-position-vertical:absolute;mso-position-vertical-relative:text;mso-width-percent:0;mso-width-relative:margin" from=".35pt,3.3pt" to="518.85pt,3.3pt" o:gfxdata="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" strokecolor="#4472c4 [3204]" strokeweight="1pt">
+              <v:line w14:anchorId="1939F712" id="Straight Connector 5" o:spid="_x0000_s1026" style="position:absolute;z-index:251661312;visibility:visible;mso-wrap-style:square;mso-width-percent:0;mso-wrap-distance-left:9pt;mso-wrap-distance-top:0;mso-wrap-distance-right:9pt;mso-wrap-distance-bottom:0;mso-position-horizontal:absolute;mso-position-horizontal-relative:text;mso-position-vertical:absolute;mso-position-vertical-relative:text;mso-width-percent:0;mso-width-relative:margin" from=".35pt,3.3pt" to="518.85pt,3.3pt" o:gfxdata="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" strokecolor="#4472c4 [3204]" strokeweight="1pt">
                 <v:stroke joinstyle="miter"/>
               </v:line>
             </w:pict>
@@ -1521,6 +1482,13 @@
         </w:rPr>
         <w:t>2-3</w:t>
       </w:r>
+      <w:r>
+        <w:rPr>
+          <w:sz w:val="20"/>
+          <w:szCs w:val="20"/>
+        </w:rPr>
+        <w:t xml:space="preserve"> Biko Introduction and goals</w:t>
+      </w:r>
     </w:p>
     <w:p>
       <w:pPr>
@@ -1558,7 +1526,28 @@
           <w:sz w:val="20"/>
           <w:szCs w:val="20"/>
         </w:rPr>
-        <w:t xml:space="preserve"> requirements [insert project name]. It will be used as the basis for the following activities:</w:t>
+        <w:t xml:space="preserve"> requirements </w:t>
+      </w:r>
+      <w:r>
+        <w:rPr>
+          <w:sz w:val="20"/>
+          <w:szCs w:val="20"/>
+        </w:rPr>
+        <w:t>Bike-O Mobile App and Cashless Payments</w:t>
+      </w:r>
+      <w:r>
+        <w:rPr>
+          <w:sz w:val="20"/>
+          <w:szCs w:val="20"/>
+        </w:rPr>
+        <w:t xml:space="preserve"> project</w:t>
+      </w:r>
+      <w:r>
+        <w:rPr>
+          <w:sz w:val="20"/>
+          <w:szCs w:val="20"/>
+        </w:rPr>
+        <w:t>. It will be used as the basis for the following activities:</w:t>
       </w:r>
     </w:p>
     <w:p>
@@ -1693,15 +1682,6 @@
         </w:rPr>
         <w:t>Bike-O</w:t>
       </w:r>
-    </w:p>
-    <w:p>
-      <w:pPr>
-        <w:spacing w:line="360" w:lineRule="auto"/>
-        <w:rPr>
-          <w:sz w:val="20"/>
-          <w:szCs w:val="20"/>
-        </w:rPr>
-      </w:pPr>
     </w:p>
     <w:p>
       <w:pPr>
@@ -1739,14 +1719,7 @@
           <w:rFonts w:ascii="Times New Roman" w:hAnsi="Times New Roman" w:cs="Times New Roman"/>
           <w:color w:val="0070C0"/>
         </w:rPr>
-        <w:t xml:space="preserve">Project </w:t>
-      </w:r>
-      <w:r>
-        <w:rPr>
-          <w:rFonts w:ascii="Times New Roman" w:hAnsi="Times New Roman" w:cs="Times New Roman"/>
-          <w:color w:val="0070C0"/>
-        </w:rPr>
-        <w:t>Overview</w:t>
+        <w:t>Stakeholder Management</w:t>
       </w:r>
     </w:p>
     <w:p>
@@ -1818,9 +1791,135 @@
               </wp:anchor>
             </w:drawing>
           </mc:Choice>
+          <mc:Fallback xmlns:oel="http://schemas.microsoft.com/office/2019/extlst">
+            <w:pict>
+              <v:line w14:anchorId="43C4F733" id="Straight Connector 9" o:spid="_x0000_s1026" style="position:absolute;z-index:251665408;visibility:visible;mso-wrap-style:square;mso-width-percent:0;mso-wrap-distance-left:9pt;mso-wrap-distance-top:0;mso-wrap-distance-right:9pt;mso-wrap-distance-bottom:0;mso-position-horizontal:absolute;mso-position-horizontal-relative:text;mso-position-vertical:absolute;mso-position-vertical-relative:text;mso-width-percent:0;mso-width-relative:margin" from=".35pt,3.3pt" to="518.85pt,3.3pt" o:gfxdata="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" strokecolor="#4472c4 [3204]" strokeweight="1pt">
+                <v:stroke joinstyle="miter"/>
+              </v:line>
+            </w:pict>
+          </mc:Fallback>
+        </mc:AlternateContent>
+      </w:r>
+    </w:p>
+    <w:p>
+      <w:pPr>
+        <w:spacing w:line="360" w:lineRule="auto"/>
+        <w:ind w:left="66" w:firstLine="360"/>
+        <w:rPr>
+          <w:sz w:val="20"/>
+          <w:szCs w:val="20"/>
+        </w:rPr>
+      </w:pPr>
+    </w:p>
+    <w:p>
+      <w:pPr>
+        <w:rPr>
+          <w:sz w:val="20"/>
+          <w:szCs w:val="20"/>
+        </w:rPr>
+      </w:pPr>
+    </w:p>
+    <w:p>
+      <w:pPr>
+        <w:rPr>
+          <w:sz w:val="20"/>
+          <w:szCs w:val="20"/>
+        </w:rPr>
+      </w:pPr>
+    </w:p>
+    <w:p>
+      <w:pPr>
+        <w:pStyle w:val="PSOTOC"/>
+        <w:numPr>
+          <w:ilvl w:val="0"/>
+          <w:numId w:val="3"/>
+        </w:numPr>
+        <w:ind w:left="426"/>
+        <w:rPr>
+          <w:rFonts w:ascii="Times New Roman" w:hAnsi="Times New Roman" w:cs="Times New Roman"/>
+          <w:color w:val="0070C0"/>
+        </w:rPr>
+      </w:pPr>
+      <w:r>
+        <w:rPr>
+          <w:rFonts w:ascii="Times New Roman" w:hAnsi="Times New Roman" w:cs="Times New Roman"/>
+          <w:color w:val="0070C0"/>
+        </w:rPr>
+        <w:t>Project Overview</w:t>
+      </w:r>
+    </w:p>
+    <w:p>
+      <w:pPr>
+        <w:pStyle w:val="PSOTOC"/>
+        <w:rPr>
+          <w:rFonts w:ascii="Times New Roman" w:hAnsi="Times New Roman" w:cs="Times New Roman"/>
+        </w:rPr>
+      </w:pPr>
+      <w:r>
+        <w:rPr>
+          <w:bCs w:val="0"/>
+          <w:smallCaps w:val="0"/>
+          <w:noProof/>
+          <w:kern w:val="32"/>
+          <w:szCs w:val="32"/>
+          <w:lang w:val="en-CA"/>
+        </w:rPr>
+        <mc:AlternateContent>
+          <mc:Choice Requires="wps">
+            <w:drawing>
+              <wp:anchor distT="0" distB="0" distL="114300" distR="114300" simplePos="0" relativeHeight="251681792" behindDoc="0" locked="0" layoutInCell="1" allowOverlap="1" wp14:anchorId="0A3EC343" wp14:editId="24D59C63">
+                <wp:simplePos x="0" y="0"/>
+                <wp:positionH relativeFrom="column">
+                  <wp:posOffset>4194</wp:posOffset>
+                </wp:positionH>
+                <wp:positionV relativeFrom="paragraph">
+                  <wp:posOffset>41759</wp:posOffset>
+                </wp:positionV>
+                <wp:extent cx="6584950" cy="0"/>
+                <wp:effectExtent l="0" t="0" r="6350" b="12700"/>
+                <wp:wrapNone/>
+                <wp:docPr id="4" name="Straight Connector 4"/>
+                <wp:cNvGraphicFramePr/>
+                <a:graphic xmlns:a="http://schemas.openxmlformats.org/drawingml/2006/main">
+                  <a:graphicData uri="http://schemas.microsoft.com/office/word/2010/wordprocessingShape">
+                    <wps:wsp>
+                      <wps:cNvCnPr/>
+                      <wps:spPr>
+                        <a:xfrm>
+                          <a:off x="0" y="0"/>
+                          <a:ext cx="6584950" cy="0"/>
+                        </a:xfrm>
+                        <a:prstGeom prst="line">
+                          <a:avLst/>
+                        </a:prstGeom>
+                      </wps:spPr>
+                      <wps:style>
+                        <a:lnRef idx="2">
+                          <a:schemeClr val="accent1"/>
+                        </a:lnRef>
+                        <a:fillRef idx="0">
+                          <a:schemeClr val="accent1"/>
+                        </a:fillRef>
+                        <a:effectRef idx="1">
+                          <a:schemeClr val="accent1"/>
+                        </a:effectRef>
+                        <a:fontRef idx="minor">
+                          <a:schemeClr val="tx1"/>
+                        </a:fontRef>
+                      </wps:style>
+                      <wps:bodyPr/>
+                    </wps:wsp>
+                  </a:graphicData>
+                </a:graphic>
+                <wp14:sizeRelH relativeFrom="margin">
+                  <wp14:pctWidth>0</wp14:pctWidth>
+                </wp14:sizeRelH>
+              </wp:anchor>
+            </w:drawing>
+          </mc:Choice>
           <mc:Fallback>
             <w:pict>
-              <v:line w14:anchorId="43C4F733" id="Straight Connector 9" o:spid="_x0000_s1026" style="position:absolute;z-index:251665408;visibility:visible;mso-wrap-style:square;mso-width-percent:0;mso-wrap-distance-left:9pt;mso-wrap-distance-top:0;mso-wrap-distance-right:9pt;mso-wrap-distance-bottom:0;mso-position-horizontal:absolute;mso-position-horizontal-relative:text;mso-position-vertical:absolute;mso-position-vertical-relative:text;mso-width-percent:0;mso-width-relative:margin" from=".35pt,3.3pt" to="518.85pt,3.3pt" o:gfxdata="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" strokecolor="#4472c4 [3204]" strokeweight="1pt">
+              <v:line w14:anchorId="56D89150" id="Straight Connector 4" o:spid="_x0000_s1026" style="position:absolute;z-index:251681792;visibility:visible;mso-wrap-style:square;mso-width-percent:0;mso-wrap-distance-left:9pt;mso-wrap-distance-top:0;mso-wrap-distance-right:9pt;mso-wrap-distance-bottom:0;mso-position-horizontal:absolute;mso-position-horizontal-relative:text;mso-position-vertical:absolute;mso-position-vertical-relative:text;mso-width-percent:0;mso-width-relative:margin" from=".35pt,3.3pt" to="518.85pt,3.3pt" o:gfxdata="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" strokecolor="#4472c4 [3204]" strokeweight="1pt">
                 <v:stroke joinstyle="miter"/>
               </v:line>
             </w:pict>
@@ -1925,8 +2024,18 @@
           <w:sz w:val="20"/>
           <w:szCs w:val="20"/>
         </w:rPr>
-        <w:t>Brief overview of the solution.</w:t>
-      </w:r>
+        <w:t>A brief overview of the solution.</w:t>
+      </w:r>
+    </w:p>
+    <w:p>
+      <w:pPr>
+        <w:spacing w:line="360" w:lineRule="auto"/>
+        <w:ind w:left="66" w:firstLine="360"/>
+        <w:rPr>
+          <w:sz w:val="20"/>
+          <w:szCs w:val="20"/>
+        </w:rPr>
+      </w:pPr>
     </w:p>
     <w:p>
       <w:pPr>
@@ -1963,14 +2072,7 @@
           <w:rFonts w:ascii="Times New Roman" w:hAnsi="Times New Roman" w:cs="Times New Roman"/>
           <w:color w:val="0070C0"/>
         </w:rPr>
-        <w:t xml:space="preserve">Project </w:t>
-      </w:r>
-      <w:r>
-        <w:rPr>
-          <w:rFonts w:ascii="Times New Roman" w:hAnsi="Times New Roman" w:cs="Times New Roman"/>
-          <w:color w:val="0070C0"/>
-        </w:rPr>
-        <w:t>Scope</w:t>
+        <w:t>Project Scope</w:t>
       </w:r>
     </w:p>
     <w:p>
@@ -2042,9 +2144,9 @@
               </wp:anchor>
             </w:drawing>
           </mc:Choice>
-          <mc:Fallback>
+          <mc:Fallback xmlns:oel="http://schemas.microsoft.com/office/2019/extlst">
             <w:pict>
-              <v:line w14:anchorId="5C463F1B" id="Straight Connector 499292147" o:spid="_x0000_s1026" style="position:absolute;z-index:251679744;visibility:visible;mso-wrap-style:square;mso-width-percent:0;mso-wrap-distance-left:9pt;mso-wrap-distance-top:0;mso-wrap-distance-right:9pt;mso-wrap-distance-bottom:0;mso-position-horizontal:absolute;mso-position-horizontal-relative:text;mso-position-vertical:absolute;mso-position-vertical-relative:text;mso-width-percent:0;mso-width-relative:margin" from=".35pt,3.3pt" to="518.85pt,3.3pt" o:gfxdata="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" strokecolor="#4472c4 [3204]" strokeweight="1pt">
+              <v:line w14:anchorId="5C463F1B" id="Straight Connector 499292147" o:spid="_x0000_s1026" style="position:absolute;z-index:251679744;visibility:visible;mso-wrap-style:square;mso-width-percent:0;mso-wrap-distance-left:9pt;mso-wrap-distance-top:0;mso-wrap-distance-right:9pt;mso-wrap-distance-bottom:0;mso-position-horizontal:absolute;mso-position-horizontal-relative:text;mso-position-vertical:absolute;mso-position-vertical-relative:text;mso-width-percent:0;mso-width-relative:margin" from=".35pt,3.3pt" to="518.85pt,3.3pt" o:gfxdata="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" strokecolor="#4472c4 [3204]" strokeweight="1pt">
                 <v:stroke joinstyle="miter"/>
               </v:line>
             </w:pict>
@@ -2155,6 +2257,7 @@
           <w:szCs w:val="32"/>
           <w:lang w:val="en-CA"/>
         </w:rPr>
+        <w:lastRenderedPageBreak/>
         <mc:AlternateContent>
           <mc:Choice Requires="wps">
             <w:drawing>
@@ -2208,9 +2311,9 @@
               </wp:anchor>
             </w:drawing>
           </mc:Choice>
-          <mc:Fallback>
+          <mc:Fallback xmlns:oel="http://schemas.microsoft.com/office/2019/extlst">
             <w:pict>
-              <v:line w14:anchorId="39014822" id="Straight Connector 16" o:spid="_x0000_s1026" style="position:absolute;z-index:251677696;visibility:visible;mso-wrap-style:square;mso-width-percent:0;mso-wrap-distance-left:9pt;mso-wrap-distance-top:0;mso-wrap-distance-right:9pt;mso-wrap-distance-bottom:0;mso-position-horizontal:absolute;mso-position-horizontal-relative:text;mso-position-vertical:absolute;mso-position-vertical-relative:text;mso-width-percent:0;mso-width-relative:margin" from=".3pt,5.45pt" to="518.8pt,5.45pt" o:gfxdata="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" strokecolor="#4472c4 [3204]" strokeweight="1pt">
+              <v:line w14:anchorId="39014822" id="Straight Connector 16" o:spid="_x0000_s1026" style="position:absolute;z-index:251677696;visibility:visible;mso-wrap-style:square;mso-width-percent:0;mso-wrap-distance-left:9pt;mso-wrap-distance-top:0;mso-wrap-distance-right:9pt;mso-wrap-distance-bottom:0;mso-position-horizontal:absolute;mso-position-horizontal-relative:text;mso-position-vertical:absolute;mso-position-vertical-relative:text;mso-width-percent:0;mso-width-relative:margin" from=".3pt,5.45pt" to="518.8pt,5.45pt" o:gfxdata="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" strokecolor="#4472c4 [3204]" strokeweight="1pt">
                 <v:stroke joinstyle="miter"/>
               </v:line>
             </w:pict>
@@ -2244,7 +2347,39 @@
           <w:szCs w:val="20"/>
           <w:lang w:val="en-GB"/>
         </w:rPr>
-        <w:t>table for as is to be with high level action points</w:t>
+        <w:t>T</w:t>
+      </w:r>
+      <w:r>
+        <w:rPr>
+          <w:sz w:val="20"/>
+          <w:szCs w:val="20"/>
+          <w:lang w:val="en-GB"/>
+        </w:rPr>
+        <w:t xml:space="preserve">able for as is to be with </w:t>
+      </w:r>
+      <w:r>
+        <w:rPr>
+          <w:sz w:val="20"/>
+          <w:szCs w:val="20"/>
+          <w:lang w:val="en-GB"/>
+        </w:rPr>
+        <w:t>high-level</w:t>
+      </w:r>
+      <w:r>
+        <w:rPr>
+          <w:sz w:val="20"/>
+          <w:szCs w:val="20"/>
+          <w:lang w:val="en-GB"/>
+        </w:rPr>
+        <w:t xml:space="preserve"> action points</w:t>
+      </w:r>
+      <w:r>
+        <w:rPr>
+          <w:sz w:val="20"/>
+          <w:szCs w:val="20"/>
+          <w:lang w:val="en-GB"/>
+        </w:rPr>
+        <w:t>.</w:t>
       </w:r>
     </w:p>
     <w:p>
@@ -2330,7 +2465,6 @@
           <w:sz w:val="20"/>
           <w:szCs w:val="20"/>
         </w:rPr>
-        <w:lastRenderedPageBreak/>
         <w:t>&lt;Insert As Is Diagrams here&gt;</w:t>
       </w:r>
     </w:p>
@@ -2522,9 +2656,9 @@
               </wp:anchor>
             </w:drawing>
           </mc:Choice>
-          <mc:Fallback>
+          <mc:Fallback xmlns:oel="http://schemas.microsoft.com/office/2019/extlst">
             <w:pict>
-              <v:line w14:anchorId="403AD5CB" id="Straight Connector 12" o:spid="_x0000_s1026" style="position:absolute;z-index:251675648;visibility:visible;mso-wrap-style:square;mso-width-percent:0;mso-wrap-distance-left:9pt;mso-wrap-distance-top:0;mso-wrap-distance-right:9pt;mso-wrap-distance-bottom:0;mso-position-horizontal:absolute;mso-position-horizontal-relative:text;mso-position-vertical:absolute;mso-position-vertical-relative:text;mso-width-percent:0;mso-width-relative:margin" from=".35pt,3.3pt" to="518.85pt,3.3pt" o:gfxdata="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" strokecolor="#4472c4 [3204]" strokeweight="1pt">
+              <v:line w14:anchorId="403AD5CB" id="Straight Connector 12" o:spid="_x0000_s1026" style="position:absolute;z-index:251675648;visibility:visible;mso-wrap-style:square;mso-width-percent:0;mso-wrap-distance-left:9pt;mso-wrap-distance-top:0;mso-wrap-distance-right:9pt;mso-wrap-distance-bottom:0;mso-position-horizontal:absolute;mso-position-horizontal-relative:text;mso-position-vertical:absolute;mso-position-vertical-relative:text;mso-width-percent:0;mso-width-relative:margin" from=".35pt,3.3pt" to="518.85pt,3.3pt" o:gfxdata="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" strokecolor="#4472c4 [3204]" strokeweight="1pt">
                 <v:stroke joinstyle="miter"/>
               </v:line>
             </w:pict>
@@ -2572,23 +2706,49 @@
           <w:sz w:val="20"/>
           <w:szCs w:val="20"/>
         </w:rPr>
-        <w:t xml:space="preserve">&lt;The primary purpose of the Use Case is to capture the required system behavior from the perspective of the end-user in achieving one or more desired goals. A Use Case contains a description of the flow of events describing the interaction between actors and the system.  The use case may also be represented visually in UML </w:t>
-      </w:r>
-      <w:proofErr w:type="gramStart"/>
-      <w:r>
-        <w:rPr>
-          <w:sz w:val="20"/>
-          <w:szCs w:val="20"/>
-        </w:rPr>
-        <w:t>in order to</w:t>
-      </w:r>
-      <w:proofErr w:type="gramEnd"/>
-      <w:r>
-        <w:rPr>
-          <w:sz w:val="20"/>
-          <w:szCs w:val="20"/>
-        </w:rPr>
-        <w:t xml:space="preserve"> show relationships with other the use cases and actors&gt;</w:t>
+        <w:t xml:space="preserve">&lt;The primary purpose of the Use Case is to capture the required system behavior from the </w:t>
+      </w:r>
+      <w:r>
+        <w:rPr>
+          <w:sz w:val="20"/>
+          <w:szCs w:val="20"/>
+        </w:rPr>
+        <w:t>end-user's perspective</w:t>
+      </w:r>
+      <w:r>
+        <w:rPr>
+          <w:sz w:val="20"/>
+          <w:szCs w:val="20"/>
+        </w:rPr>
+        <w:t xml:space="preserve"> in achieving one or more desired goals. A Use Case </w:t>
+      </w:r>
+      <w:r>
+        <w:rPr>
+          <w:sz w:val="20"/>
+          <w:szCs w:val="20"/>
+        </w:rPr>
+        <w:t>describes</w:t>
+      </w:r>
+      <w:r>
+        <w:rPr>
+          <w:sz w:val="20"/>
+          <w:szCs w:val="20"/>
+        </w:rPr>
+        <w:t xml:space="preserve"> the flow of events describing the interaction between actors and the system.  The use case may also be represented visually in UML </w:t>
+      </w:r>
+      <w:r>
+        <w:rPr>
+          <w:sz w:val="20"/>
+          <w:szCs w:val="20"/>
+        </w:rPr>
+        <w:t>to</w:t>
+      </w:r>
+      <w:r>
+        <w:rPr>
+          <w:sz w:val="20"/>
+          <w:szCs w:val="20"/>
+        </w:rPr>
+        <w:t xml:space="preserve"> show relationships with other use cases and actors&gt;</w:t>
       </w:r>
       <w:r>
         <w:rPr>
@@ -3503,23 +3663,9 @@
                   <w14:round/>
                 </w14:textOutline>
               </w:rPr>
-              <w:t>Condition leading to outcome</w:t>
-            </w:r>
-          </w:p>
-        </w:tc>
-      </w:tr>
-      <w:tr>
-        <w:trPr>
-          <w:trHeight w:val="409"/>
-        </w:trPr>
-        <w:tc>
-          <w:tcPr>
-            <w:tcW w:w="2628" w:type="dxa"/>
-            <w:vMerge/>
-          </w:tcPr>
-          <w:p>
-            <w:pPr>
-              <w:jc w:val="right"/>
+              <w:t>The condition</w:t>
+            </w:r>
+            <w:r>
               <w:rPr>
                 <w:rFonts w:ascii="Arial" w:hAnsi="Arial" w:cs="Arial"/>
                 <w:color w:val="4472C4" w:themeColor="accent1"/>
@@ -3536,60 +3682,9 @@
                   <w14:round/>
                 </w14:textOutline>
               </w:rPr>
-            </w:pPr>
-          </w:p>
-        </w:tc>
-        <w:tc>
-          <w:tcPr>
-            <w:tcW w:w="2076" w:type="dxa"/>
-          </w:tcPr>
-          <w:p>
-            <w:pPr>
-              <w:rPr>
-                <w:rFonts w:ascii="Arial" w:hAnsi="Arial" w:cs="Arial"/>
-                <w:sz w:val="20"/>
-                <w:szCs w:val="20"/>
-              </w:rPr>
-            </w:pPr>
-          </w:p>
-        </w:tc>
-        <w:tc>
-          <w:tcPr>
-            <w:tcW w:w="2076" w:type="dxa"/>
-          </w:tcPr>
-          <w:p>
-            <w:pPr>
-              <w:rPr>
-                <w:rFonts w:ascii="Arial" w:hAnsi="Arial" w:cs="Arial"/>
-                <w:sz w:val="20"/>
-                <w:szCs w:val="20"/>
-              </w:rPr>
-            </w:pPr>
-          </w:p>
-        </w:tc>
-        <w:tc>
-          <w:tcPr>
-            <w:tcW w:w="2076" w:type="dxa"/>
-          </w:tcPr>
-          <w:p>
-            <w:pPr>
-              <w:rPr>
-                <w:rFonts w:ascii="Arial" w:hAnsi="Arial" w:cs="Arial"/>
-                <w:sz w:val="20"/>
-                <w:szCs w:val="20"/>
-              </w:rPr>
-            </w:pPr>
-          </w:p>
-        </w:tc>
-      </w:tr>
-      <w:tr>
-        <w:tc>
-          <w:tcPr>
-            <w:tcW w:w="2628" w:type="dxa"/>
-          </w:tcPr>
-          <w:p>
-            <w:pPr>
-              <w:jc w:val="right"/>
+              <w:t xml:space="preserve"> leading to </w:t>
+            </w:r>
+            <w:r>
               <w:rPr>
                 <w:rFonts w:ascii="Arial" w:hAnsi="Arial" w:cs="Arial"/>
                 <w:color w:val="4472C4" w:themeColor="accent1"/>
@@ -3606,7 +3701,8 @@
                   <w14:round/>
                 </w14:textOutline>
               </w:rPr>
-            </w:pPr>
+              <w:t xml:space="preserve">the </w:t>
+            </w:r>
             <w:r>
               <w:rPr>
                 <w:rFonts w:ascii="Arial" w:hAnsi="Arial" w:cs="Arial"/>
@@ -3624,30 +3720,19 @@
                   <w14:round/>
                 </w14:textOutline>
               </w:rPr>
-              <w:t>Primary Actor</w:t>
-            </w:r>
-          </w:p>
-        </w:tc>
-        <w:tc>
-          <w:tcPr>
-            <w:tcW w:w="6228" w:type="dxa"/>
-            <w:gridSpan w:val="3"/>
-          </w:tcPr>
-          <w:p>
-            <w:pPr>
-              <w:rPr>
-                <w:rFonts w:ascii="Arial" w:hAnsi="Arial" w:cs="Arial"/>
-                <w:sz w:val="20"/>
-                <w:szCs w:val="20"/>
-              </w:rPr>
-            </w:pPr>
+              <w:t>outcome</w:t>
+            </w:r>
           </w:p>
         </w:tc>
       </w:tr>
       <w:tr>
+        <w:trPr>
+          <w:trHeight w:val="409"/>
+        </w:trPr>
         <w:tc>
           <w:tcPr>
             <w:tcW w:w="2628" w:type="dxa"/>
+            <w:vMerge/>
           </w:tcPr>
           <w:p>
             <w:pPr>
@@ -3669,7 +3754,59 @@
                 </w14:textOutline>
               </w:rPr>
             </w:pPr>
-            <w:r>
+          </w:p>
+        </w:tc>
+        <w:tc>
+          <w:tcPr>
+            <w:tcW w:w="2076" w:type="dxa"/>
+          </w:tcPr>
+          <w:p>
+            <w:pPr>
+              <w:rPr>
+                <w:rFonts w:ascii="Arial" w:hAnsi="Arial" w:cs="Arial"/>
+                <w:sz w:val="20"/>
+                <w:szCs w:val="20"/>
+              </w:rPr>
+            </w:pPr>
+          </w:p>
+        </w:tc>
+        <w:tc>
+          <w:tcPr>
+            <w:tcW w:w="2076" w:type="dxa"/>
+          </w:tcPr>
+          <w:p>
+            <w:pPr>
+              <w:rPr>
+                <w:rFonts w:ascii="Arial" w:hAnsi="Arial" w:cs="Arial"/>
+                <w:sz w:val="20"/>
+                <w:szCs w:val="20"/>
+              </w:rPr>
+            </w:pPr>
+          </w:p>
+        </w:tc>
+        <w:tc>
+          <w:tcPr>
+            <w:tcW w:w="2076" w:type="dxa"/>
+          </w:tcPr>
+          <w:p>
+            <w:pPr>
+              <w:rPr>
+                <w:rFonts w:ascii="Arial" w:hAnsi="Arial" w:cs="Arial"/>
+                <w:sz w:val="20"/>
+                <w:szCs w:val="20"/>
+              </w:rPr>
+            </w:pPr>
+          </w:p>
+        </w:tc>
+      </w:tr>
+      <w:tr>
+        <w:tc>
+          <w:tcPr>
+            <w:tcW w:w="2628" w:type="dxa"/>
+          </w:tcPr>
+          <w:p>
+            <w:pPr>
+              <w:jc w:val="right"/>
               <w:rPr>
                 <w:rFonts w:ascii="Arial" w:hAnsi="Arial" w:cs="Arial"/>
                 <w:color w:val="4472C4" w:themeColor="accent1"/>
@@ -3686,34 +3823,8 @@
                   <w14:round/>
                 </w14:textOutline>
               </w:rPr>
-              <w:t>Secondary Actor</w:t>
-            </w:r>
-          </w:p>
-        </w:tc>
-        <w:tc>
-          <w:tcPr>
-            <w:tcW w:w="6228" w:type="dxa"/>
-            <w:gridSpan w:val="3"/>
-          </w:tcPr>
-          <w:p>
-            <w:pPr>
-              <w:rPr>
-                <w:rFonts w:ascii="Arial" w:hAnsi="Arial" w:cs="Arial"/>
-                <w:sz w:val="20"/>
-                <w:szCs w:val="20"/>
-              </w:rPr>
-            </w:pPr>
-          </w:p>
-        </w:tc>
-      </w:tr>
-      <w:tr>
-        <w:tc>
-          <w:tcPr>
-            <w:tcW w:w="2628" w:type="dxa"/>
-          </w:tcPr>
-          <w:p>
-            <w:pPr>
-              <w:jc w:val="right"/>
+            </w:pPr>
+            <w:r>
               <w:rPr>
                 <w:rFonts w:ascii="Arial" w:hAnsi="Arial" w:cs="Arial"/>
                 <w:color w:val="4472C4" w:themeColor="accent1"/>
@@ -3730,8 +3841,34 @@
                   <w14:round/>
                 </w14:textOutline>
               </w:rPr>
-            </w:pPr>
-            <w:r>
+              <w:t>Primary Actor</w:t>
+            </w:r>
+          </w:p>
+        </w:tc>
+        <w:tc>
+          <w:tcPr>
+            <w:tcW w:w="6228" w:type="dxa"/>
+            <w:gridSpan w:val="3"/>
+          </w:tcPr>
+          <w:p>
+            <w:pPr>
+              <w:rPr>
+                <w:rFonts w:ascii="Arial" w:hAnsi="Arial" w:cs="Arial"/>
+                <w:sz w:val="20"/>
+                <w:szCs w:val="20"/>
+              </w:rPr>
+            </w:pPr>
+          </w:p>
+        </w:tc>
+      </w:tr>
+      <w:tr>
+        <w:tc>
+          <w:tcPr>
+            <w:tcW w:w="2628" w:type="dxa"/>
+          </w:tcPr>
+          <w:p>
+            <w:pPr>
+              <w:jc w:val="right"/>
               <w:rPr>
                 <w:rFonts w:ascii="Arial" w:hAnsi="Arial" w:cs="Arial"/>
                 <w:color w:val="4472C4" w:themeColor="accent1"/>
@@ -3748,34 +3885,8 @@
                   <w14:round/>
                 </w14:textOutline>
               </w:rPr>
-              <w:t>Main Scenario</w:t>
-            </w:r>
-          </w:p>
-        </w:tc>
-        <w:tc>
-          <w:tcPr>
-            <w:tcW w:w="6228" w:type="dxa"/>
-            <w:gridSpan w:val="3"/>
-          </w:tcPr>
-          <w:p>
-            <w:pPr>
-              <w:rPr>
-                <w:rFonts w:ascii="Arial" w:hAnsi="Arial" w:cs="Arial"/>
-                <w:sz w:val="20"/>
-                <w:szCs w:val="20"/>
-              </w:rPr>
-            </w:pPr>
-          </w:p>
-        </w:tc>
-      </w:tr>
-      <w:tr>
-        <w:tc>
-          <w:tcPr>
-            <w:tcW w:w="2628" w:type="dxa"/>
-          </w:tcPr>
-          <w:p>
-            <w:pPr>
-              <w:jc w:val="right"/>
+            </w:pPr>
+            <w:r>
               <w:rPr>
                 <w:rFonts w:ascii="Arial" w:hAnsi="Arial" w:cs="Arial"/>
                 <w:color w:val="4472C4" w:themeColor="accent1"/>
@@ -3792,8 +3903,34 @@
                   <w14:round/>
                 </w14:textOutline>
               </w:rPr>
-            </w:pPr>
-            <w:r>
+              <w:t>Secondary Actor</w:t>
+            </w:r>
+          </w:p>
+        </w:tc>
+        <w:tc>
+          <w:tcPr>
+            <w:tcW w:w="6228" w:type="dxa"/>
+            <w:gridSpan w:val="3"/>
+          </w:tcPr>
+          <w:p>
+            <w:pPr>
+              <w:rPr>
+                <w:rFonts w:ascii="Arial" w:hAnsi="Arial" w:cs="Arial"/>
+                <w:sz w:val="20"/>
+                <w:szCs w:val="20"/>
+              </w:rPr>
+            </w:pPr>
+          </w:p>
+        </w:tc>
+      </w:tr>
+      <w:tr>
+        <w:tc>
+          <w:tcPr>
+            <w:tcW w:w="2628" w:type="dxa"/>
+          </w:tcPr>
+          <w:p>
+            <w:pPr>
+              <w:jc w:val="right"/>
               <w:rPr>
                 <w:rFonts w:ascii="Arial" w:hAnsi="Arial" w:cs="Arial"/>
                 <w:color w:val="4472C4" w:themeColor="accent1"/>
@@ -3810,34 +3947,8 @@
                   <w14:round/>
                 </w14:textOutline>
               </w:rPr>
-              <w:t>Alternatives</w:t>
-            </w:r>
-          </w:p>
-        </w:tc>
-        <w:tc>
-          <w:tcPr>
-            <w:tcW w:w="6228" w:type="dxa"/>
-            <w:gridSpan w:val="3"/>
-          </w:tcPr>
-          <w:p>
-            <w:pPr>
-              <w:rPr>
-                <w:rFonts w:ascii="Arial" w:hAnsi="Arial" w:cs="Arial"/>
-                <w:sz w:val="20"/>
-                <w:szCs w:val="20"/>
-              </w:rPr>
-            </w:pPr>
-          </w:p>
-        </w:tc>
-      </w:tr>
-      <w:tr>
-        <w:tc>
-          <w:tcPr>
-            <w:tcW w:w="2628" w:type="dxa"/>
-          </w:tcPr>
-          <w:p>
-            <w:pPr>
-              <w:jc w:val="right"/>
+            </w:pPr>
+            <w:r>
               <w:rPr>
                 <w:rFonts w:ascii="Arial" w:hAnsi="Arial" w:cs="Arial"/>
                 <w:color w:val="4472C4" w:themeColor="accent1"/>
@@ -3854,8 +3965,34 @@
                   <w14:round/>
                 </w14:textOutline>
               </w:rPr>
-            </w:pPr>
-            <w:r>
+              <w:t>Main Scenario</w:t>
+            </w:r>
+          </w:p>
+        </w:tc>
+        <w:tc>
+          <w:tcPr>
+            <w:tcW w:w="6228" w:type="dxa"/>
+            <w:gridSpan w:val="3"/>
+          </w:tcPr>
+          <w:p>
+            <w:pPr>
+              <w:rPr>
+                <w:rFonts w:ascii="Arial" w:hAnsi="Arial" w:cs="Arial"/>
+                <w:sz w:val="20"/>
+                <w:szCs w:val="20"/>
+              </w:rPr>
+            </w:pPr>
+          </w:p>
+        </w:tc>
+      </w:tr>
+      <w:tr>
+        <w:tc>
+          <w:tcPr>
+            <w:tcW w:w="2628" w:type="dxa"/>
+          </w:tcPr>
+          <w:p>
+            <w:pPr>
+              <w:jc w:val="right"/>
               <w:rPr>
                 <w:rFonts w:ascii="Arial" w:hAnsi="Arial" w:cs="Arial"/>
                 <w:color w:val="4472C4" w:themeColor="accent1"/>
@@ -3872,34 +4009,8 @@
                   <w14:round/>
                 </w14:textOutline>
               </w:rPr>
-              <w:t>Variations</w:t>
-            </w:r>
-          </w:p>
-        </w:tc>
-        <w:tc>
-          <w:tcPr>
-            <w:tcW w:w="6228" w:type="dxa"/>
-            <w:gridSpan w:val="3"/>
-          </w:tcPr>
-          <w:p>
-            <w:pPr>
-              <w:rPr>
-                <w:rFonts w:ascii="Arial" w:hAnsi="Arial" w:cs="Arial"/>
-                <w:sz w:val="20"/>
-                <w:szCs w:val="20"/>
-              </w:rPr>
-            </w:pPr>
-          </w:p>
-        </w:tc>
-      </w:tr>
-      <w:tr>
-        <w:tc>
-          <w:tcPr>
-            <w:tcW w:w="2628" w:type="dxa"/>
-          </w:tcPr>
-          <w:p>
-            <w:pPr>
-              <w:jc w:val="right"/>
+            </w:pPr>
+            <w:r>
               <w:rPr>
                 <w:rFonts w:ascii="Arial" w:hAnsi="Arial" w:cs="Arial"/>
                 <w:color w:val="4472C4" w:themeColor="accent1"/>
@@ -3916,8 +4027,34 @@
                   <w14:round/>
                 </w14:textOutline>
               </w:rPr>
-            </w:pPr>
-            <w:r>
+              <w:t>Alternatives</w:t>
+            </w:r>
+          </w:p>
+        </w:tc>
+        <w:tc>
+          <w:tcPr>
+            <w:tcW w:w="6228" w:type="dxa"/>
+            <w:gridSpan w:val="3"/>
+          </w:tcPr>
+          <w:p>
+            <w:pPr>
+              <w:rPr>
+                <w:rFonts w:ascii="Arial" w:hAnsi="Arial" w:cs="Arial"/>
+                <w:sz w:val="20"/>
+                <w:szCs w:val="20"/>
+              </w:rPr>
+            </w:pPr>
+          </w:p>
+        </w:tc>
+      </w:tr>
+      <w:tr>
+        <w:tc>
+          <w:tcPr>
+            <w:tcW w:w="2628" w:type="dxa"/>
+          </w:tcPr>
+          <w:p>
+            <w:pPr>
+              <w:jc w:val="right"/>
               <w:rPr>
                 <w:rFonts w:ascii="Arial" w:hAnsi="Arial" w:cs="Arial"/>
                 <w:color w:val="4472C4" w:themeColor="accent1"/>
@@ -3934,8 +4071,7 @@
                   <w14:round/>
                 </w14:textOutline>
               </w:rPr>
-              <w:t xml:space="preserve">Business </w:t>
-            </w:r>
+            </w:pPr>
             <w:r>
               <w:rPr>
                 <w:rFonts w:ascii="Arial" w:hAnsi="Arial" w:cs="Arial"/>
@@ -3953,7 +4089,7 @@
                   <w14:round/>
                 </w14:textOutline>
               </w:rPr>
-              <w:t>Requirements</w:t>
+              <w:t>Variations</w:t>
             </w:r>
           </w:p>
         </w:tc>
@@ -4015,61 +4151,9 @@
                   <w14:round/>
                 </w14:textOutline>
               </w:rPr>
-              <w:t>Notes and Issues</w:t>
-            </w:r>
-          </w:p>
-        </w:tc>
-        <w:tc>
-          <w:tcPr>
-            <w:tcW w:w="6228" w:type="dxa"/>
-            <w:gridSpan w:val="3"/>
-          </w:tcPr>
-          <w:p>
-            <w:pPr>
-              <w:rPr>
-                <w:rFonts w:ascii="Arial" w:hAnsi="Arial" w:cs="Arial"/>
-                <w:sz w:val="20"/>
-                <w:szCs w:val="20"/>
-              </w:rPr>
-            </w:pPr>
-          </w:p>
-        </w:tc>
-      </w:tr>
-      <w:tr>
-        <w:tc>
-          <w:tcPr>
-            <w:tcW w:w="8856" w:type="dxa"/>
-            <w:gridSpan w:val="4"/>
-          </w:tcPr>
-          <w:p>
-            <w:pPr>
-              <w:rPr>
-                <w:rFonts w:ascii="Arial" w:hAnsi="Arial" w:cs="Arial"/>
-                <w:sz w:val="20"/>
-                <w:szCs w:val="20"/>
-              </w:rPr>
-            </w:pPr>
-          </w:p>
-          <w:p>
-            <w:pPr>
-              <w:rPr>
-                <w:rFonts w:ascii="Arial" w:hAnsi="Arial" w:cs="Arial"/>
-                <w:sz w:val="20"/>
-                <w:szCs w:val="20"/>
-              </w:rPr>
-            </w:pPr>
-          </w:p>
-          <w:p>
-            <w:pPr>
-              <w:rPr>
-                <w:rFonts w:ascii="Arial" w:hAnsi="Arial" w:cs="Arial"/>
-                <w:sz w:val="20"/>
-                <w:szCs w:val="20"/>
-              </w:rPr>
-            </w:pPr>
-          </w:p>
-          <w:p>
-            <w:pPr>
+              <w:t xml:space="preserve">Business </w:t>
+            </w:r>
+            <w:r>
               <w:rPr>
                 <w:rFonts w:ascii="Arial" w:hAnsi="Arial" w:cs="Arial"/>
                 <w:color w:val="4472C4" w:themeColor="accent1"/>
@@ -4086,8 +4170,34 @@
                   <w14:round/>
                 </w14:textOutline>
               </w:rPr>
-            </w:pPr>
-            <w:r>
+              <w:t>Requirements</w:t>
+            </w:r>
+          </w:p>
+        </w:tc>
+        <w:tc>
+          <w:tcPr>
+            <w:tcW w:w="6228" w:type="dxa"/>
+            <w:gridSpan w:val="3"/>
+          </w:tcPr>
+          <w:p>
+            <w:pPr>
+              <w:rPr>
+                <w:rFonts w:ascii="Arial" w:hAnsi="Arial" w:cs="Arial"/>
+                <w:sz w:val="20"/>
+                <w:szCs w:val="20"/>
+              </w:rPr>
+            </w:pPr>
+          </w:p>
+        </w:tc>
+      </w:tr>
+      <w:tr>
+        <w:tc>
+          <w:tcPr>
+            <w:tcW w:w="2628" w:type="dxa"/>
+          </w:tcPr>
+          <w:p>
+            <w:pPr>
+              <w:jc w:val="right"/>
               <w:rPr>
                 <w:rFonts w:ascii="Arial" w:hAnsi="Arial" w:cs="Arial"/>
                 <w:color w:val="4472C4" w:themeColor="accent1"/>
@@ -4104,6 +4214,113 @@
                   <w14:round/>
                 </w14:textOutline>
               </w:rPr>
+            </w:pPr>
+            <w:r>
+              <w:rPr>
+                <w:rFonts w:ascii="Arial" w:hAnsi="Arial" w:cs="Arial"/>
+                <w:color w:val="4472C4" w:themeColor="accent1"/>
+                <w:sz w:val="20"/>
+                <w:szCs w:val="20"/>
+                <w14:shadow w14:blurRad="38100" w14:dist="25400" w14:dir="5400000" w14:sx="100000" w14:sy="100000" w14:kx="0" w14:ky="0" w14:algn="ctr">
+                  <w14:srgbClr w14:val="6E747A">
+                    <w14:alpha w14:val="57000"/>
+                  </w14:srgbClr>
+                </w14:shadow>
+                <w14:textOutline w14:w="0" w14:cap="flat" w14:cmpd="sng" w14:algn="ctr">
+                  <w14:noFill/>
+                  <w14:prstDash w14:val="solid"/>
+                  <w14:round/>
+                </w14:textOutline>
+              </w:rPr>
+              <w:t>Notes and Issues</w:t>
+            </w:r>
+          </w:p>
+        </w:tc>
+        <w:tc>
+          <w:tcPr>
+            <w:tcW w:w="6228" w:type="dxa"/>
+            <w:gridSpan w:val="3"/>
+          </w:tcPr>
+          <w:p>
+            <w:pPr>
+              <w:rPr>
+                <w:rFonts w:ascii="Arial" w:hAnsi="Arial" w:cs="Arial"/>
+                <w:sz w:val="20"/>
+                <w:szCs w:val="20"/>
+              </w:rPr>
+            </w:pPr>
+          </w:p>
+        </w:tc>
+      </w:tr>
+      <w:tr>
+        <w:tc>
+          <w:tcPr>
+            <w:tcW w:w="8856" w:type="dxa"/>
+            <w:gridSpan w:val="4"/>
+          </w:tcPr>
+          <w:p>
+            <w:pPr>
+              <w:rPr>
+                <w:rFonts w:ascii="Arial" w:hAnsi="Arial" w:cs="Arial"/>
+                <w:sz w:val="20"/>
+                <w:szCs w:val="20"/>
+              </w:rPr>
+            </w:pPr>
+          </w:p>
+          <w:p>
+            <w:pPr>
+              <w:rPr>
+                <w:rFonts w:ascii="Arial" w:hAnsi="Arial" w:cs="Arial"/>
+                <w:sz w:val="20"/>
+                <w:szCs w:val="20"/>
+              </w:rPr>
+            </w:pPr>
+          </w:p>
+          <w:p>
+            <w:pPr>
+              <w:rPr>
+                <w:rFonts w:ascii="Arial" w:hAnsi="Arial" w:cs="Arial"/>
+                <w:sz w:val="20"/>
+                <w:szCs w:val="20"/>
+              </w:rPr>
+            </w:pPr>
+          </w:p>
+          <w:p>
+            <w:pPr>
+              <w:rPr>
+                <w:rFonts w:ascii="Arial" w:hAnsi="Arial" w:cs="Arial"/>
+                <w:color w:val="4472C4" w:themeColor="accent1"/>
+                <w:sz w:val="20"/>
+                <w:szCs w:val="20"/>
+                <w14:shadow w14:blurRad="38100" w14:dist="25400" w14:dir="5400000" w14:sx="100000" w14:sy="100000" w14:kx="0" w14:ky="0" w14:algn="ctr">
+                  <w14:srgbClr w14:val="6E747A">
+                    <w14:alpha w14:val="57000"/>
+                  </w14:srgbClr>
+                </w14:shadow>
+                <w14:textOutline w14:w="0" w14:cap="flat" w14:cmpd="sng" w14:algn="ctr">
+                  <w14:noFill/>
+                  <w14:prstDash w14:val="solid"/>
+                  <w14:round/>
+                </w14:textOutline>
+              </w:rPr>
+            </w:pPr>
+            <w:r>
+              <w:rPr>
+                <w:rFonts w:ascii="Arial" w:hAnsi="Arial" w:cs="Arial"/>
+                <w:color w:val="4472C4" w:themeColor="accent1"/>
+                <w:sz w:val="20"/>
+                <w:szCs w:val="20"/>
+                <w14:shadow w14:blurRad="38100" w14:dist="25400" w14:dir="5400000" w14:sx="100000" w14:sy="100000" w14:kx="0" w14:ky="0" w14:algn="ctr">
+                  <w14:srgbClr w14:val="6E747A">
+                    <w14:alpha w14:val="57000"/>
+                  </w14:srgbClr>
+                </w14:shadow>
+                <w14:textOutline w14:w="0" w14:cap="flat" w14:cmpd="sng" w14:algn="ctr">
+                  <w14:noFill/>
+                  <w14:prstDash w14:val="solid"/>
+                  <w14:round/>
+                </w14:textOutline>
+              </w:rPr>
               <w:t>Use Case Diagram</w:t>
             </w:r>
           </w:p>
@@ -4191,7 +4408,6 @@
           <w:rFonts w:ascii="Times New Roman" w:hAnsi="Times New Roman" w:cs="Times New Roman"/>
           <w:color w:val="0070C0"/>
         </w:rPr>
-        <w:lastRenderedPageBreak/>
         <w:t>Requirements</w:t>
       </w:r>
     </w:p>
@@ -4264,9 +4480,9 @@
               </wp:anchor>
             </w:drawing>
           </mc:Choice>
-          <mc:Fallback>
+          <mc:Fallback xmlns:oel="http://schemas.microsoft.com/office/2019/extlst">
             <w:pict>
-              <v:line w14:anchorId="71F25A93" id="Straight Connector 10" o:spid="_x0000_s1026" style="position:absolute;z-index:251667456;visibility:visible;mso-wrap-style:square;mso-width-percent:0;mso-wrap-distance-left:9pt;mso-wrap-distance-top:0;mso-wrap-distance-right:9pt;mso-wrap-distance-bottom:0;mso-position-horizontal:absolute;mso-position-horizontal-relative:text;mso-position-vertical:absolute;mso-position-vertical-relative:text;mso-width-percent:0;mso-width-relative:margin" from=".35pt,3.3pt" to="518.85pt,3.3pt" o:gfxdata="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" strokecolor="#4472c4 [3204]" strokeweight="1pt">
+              <v:line w14:anchorId="71F25A93" id="Straight Connector 10" o:spid="_x0000_s1026" style="position:absolute;z-index:251667456;visibility:visible;mso-wrap-style:square;mso-width-percent:0;mso-wrap-distance-left:9pt;mso-wrap-distance-top:0;mso-wrap-distance-right:9pt;mso-wrap-distance-bottom:0;mso-position-horizontal:absolute;mso-position-horizontal-relative:text;mso-position-vertical:absolute;mso-position-vertical-relative:text;mso-width-percent:0;mso-width-relative:margin" from=".35pt,3.3pt" to="518.85pt,3.3pt" o:gfxdata="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" strokecolor="#4472c4 [3204]" strokeweight="1pt">
                 <v:stroke joinstyle="miter"/>
               </v:line>
             </w:pict>
@@ -4322,23 +4538,7 @@
           <w:sz w:val="20"/>
           <w:szCs w:val="20"/>
         </w:rPr>
-        <w:t xml:space="preserve">with </w:t>
-      </w:r>
-      <w:proofErr w:type="spellStart"/>
-      <w:r>
-        <w:rPr>
-          <w:sz w:val="20"/>
-          <w:szCs w:val="20"/>
-        </w:rPr>
-        <w:t>MoSCoW</w:t>
-      </w:r>
-      <w:proofErr w:type="spellEnd"/>
-      <w:r>
-        <w:rPr>
-          <w:sz w:val="20"/>
-          <w:szCs w:val="20"/>
-        </w:rPr>
-        <w:t xml:space="preserve"> </w:t>
+        <w:t xml:space="preserve">with MoSCoW </w:t>
       </w:r>
       <w:r>
         <w:rPr>
@@ -4556,7 +4756,19 @@
               <w:rPr>
                 <w:highlight w:val="yellow"/>
               </w:rPr>
-              <w:t>This requirement is high priority, but the project can be implemented at a bare minimum without this requirement.</w:t>
+              <w:t xml:space="preserve">This requirement is </w:t>
+            </w:r>
+            <w:r>
+              <w:rPr>
+                <w:highlight w:val="yellow"/>
+              </w:rPr>
+              <w:t xml:space="preserve">a </w:t>
+            </w:r>
+            <w:r>
+              <w:rPr>
+                <w:highlight w:val="yellow"/>
+              </w:rPr>
+              <w:t>high priority, but the project can be implemented at a bare minimum without this requirement.</w:t>
             </w:r>
           </w:p>
         </w:tc>
@@ -4617,7 +4829,19 @@
               <w:rPr>
                 <w:highlight w:val="yellow"/>
               </w:rPr>
-              <w:t xml:space="preserve">This requirement is somewhat important, as it provides some </w:t>
+              <w:t xml:space="preserve">This requirement is somewhat </w:t>
+            </w:r>
+            <w:r>
+              <w:rPr>
+                <w:highlight w:val="yellow"/>
+              </w:rPr>
+              <w:t>necessary</w:t>
+            </w:r>
+            <w:r>
+              <w:rPr>
+                <w:highlight w:val="yellow"/>
+              </w:rPr>
+              <w:t xml:space="preserve">, as it provides some </w:t>
             </w:r>
             <w:r>
               <w:rPr>
@@ -4690,7 +4914,13 @@
               <w:rPr>
                 <w:highlight w:val="yellow"/>
               </w:rPr>
-              <w:t>This is a low priority requirement, or a “nice to have” feature, if time and cost allow it.</w:t>
+              <w:t>If time and cost allow, this is a low-priority requirement or a “nice to have” feature</w:t>
+            </w:r>
+            <w:r>
+              <w:rPr>
+                <w:highlight w:val="yellow"/>
+              </w:rPr>
+              <w:t>.</w:t>
             </w:r>
           </w:p>
         </w:tc>
@@ -4746,7 +4976,7 @@
     </w:p>
     <w:tbl>
       <w:tblPr>
-        <w:tblStyle w:val="GridTable6Colourful"/>
+        <w:tblStyle w:val="GridTable6Colorful"/>
         <w:tblW w:w="10490" w:type="dxa"/>
         <w:tblInd w:w="-5" w:type="dxa"/>
         <w:tblLook w:val="04A0" w:firstRow="1" w:lastRow="0" w:firstColumn="1" w:lastColumn="0" w:noHBand="0" w:noVBand="1"/>
@@ -5216,9 +5446,9 @@
               </wp:anchor>
             </w:drawing>
           </mc:Choice>
-          <mc:Fallback>
+          <mc:Fallback xmlns:oel="http://schemas.microsoft.com/office/2019/extlst">
             <w:pict>
-              <v:line w14:anchorId="416BEF76" id="Straight Connector 11" o:spid="_x0000_s1026" style="position:absolute;z-index:251669504;visibility:visible;mso-wrap-style:square;mso-width-percent:0;mso-wrap-distance-left:9pt;mso-wrap-distance-top:0;mso-wrap-distance-right:9pt;mso-wrap-distance-bottom:0;mso-position-horizontal:absolute;mso-position-horizontal-relative:text;mso-position-vertical:absolute;mso-position-vertical-relative:text;mso-width-percent:0;mso-width-relative:margin" from=".35pt,3.3pt" to="518.85pt,3.3pt" o:gfxdata="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" strokecolor="#4472c4 [3204]" strokeweight="1pt">
+              <v:line w14:anchorId="416BEF76" id="Straight Connector 11" o:spid="_x0000_s1026" style="position:absolute;z-index:251669504;visibility:visible;mso-wrap-style:square;mso-width-percent:0;mso-wrap-distance-left:9pt;mso-wrap-distance-top:0;mso-wrap-distance-right:9pt;mso-wrap-distance-bottom:0;mso-position-horizontal:absolute;mso-position-horizontal-relative:text;mso-position-vertical:absolute;mso-position-vertical-relative:text;mso-width-percent:0;mso-width-relative:margin" from=".35pt,3.3pt" to="518.85pt,3.3pt" o:gfxdata="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" strokecolor="#4472c4 [3204]" strokeweight="1pt">
                 <v:stroke joinstyle="miter"/>
               </v:line>
             </w:pict>
@@ -5577,6 +5807,7 @@
                 <w:b/>
                 <w:bCs/>
               </w:rPr>
+              <w:lastRenderedPageBreak/>
               <w:t xml:space="preserve">When </w:t>
             </w:r>
           </w:p>
@@ -5662,7 +5893,7 @@
 </file>
 
 <file path=word/endnotes.xml><?xml version="1.0" encoding="utf-8"?>
-<w:endnotes xmlns:wpc="http://schemas.microsoft.com/office/word/2010/wordprocessingCanvas" xmlns:cx="http://schemas.microsoft.com/office/drawing/2014/chartex" xmlns:cx1="http://schemas.microsoft.com/office/drawing/2015/9/8/chartex" xmlns:cx2="http://schemas.microsoft.com/office/drawing/2015/10/21/chartex" xmlns:cx3="http://schemas.microsoft.com/office/drawing/2016/5/9/chartex" xmlns:cx4="http://schemas.microsoft.com/office/drawing/2016/5/10/chartex" xmlns:cx5="http://schemas.microsoft.com/office/drawing/2016/5/11/chartex" xmlns:cx6="http://schemas.microsoft.com/office/drawing/2016/5/12/chartex" xmlns:cx7="http://schemas.microsoft.com/office/drawing/2016/5/13/chartex" xmlns:cx8="http://schemas.microsoft.com/office/drawing/2016/5/14/chartex" xmlns:mc="http://schemas.openxmlformats.org/markup-compatibility/2006" xmlns:aink="http://schemas.microsoft.com/office/drawing/2016/ink" xmlns:am3d="http://schemas.microsoft.com/office/drawing/2017/model3d" xmlns:o="urn:schemas-microsoft-com:office:office" xmlns:oel="http://schemas.microsoft.com/office/2019/extlst" xmlns:r="http://schemas.openxmlformats.org/officeDocument/2006/relationships" xmlns:m="http://schemas.openxmlformats.org/officeDocument/2006/math" xmlns:v="urn:schemas-microsoft-com:vml" xmlns:wp14="http://schemas.microsoft.com/office/word/2010/wordprocessingDrawing" xmlns:wp="http://schemas.openxmlformats.org/drawingml/2006/wordprocessingDrawing" xmlns:w10="urn:schemas-microsoft-com:office:word" xmlns:w="http://schemas.openxmlformats.org/wordprocessingml/2006/main" xmlns:w14="http://schemas.microsoft.com/office/word/2010/wordml" xmlns:w15="http://schemas.microsoft.com/office/word/2012/wordml" xmlns:w16cex="http://schemas.microsoft.com/office/word/2018/wordml/cex" xmlns:w16cid="http://schemas.microsoft.com/office/word/2016/wordml/cid" xmlns:w16="http://schemas.microsoft.com/office/word/2018/wordml" xmlns:w16sdtdh="http://schemas.microsoft.com/office/word/2020/wordml/sdtdatahash" xmlns:w16se="http://schemas.microsoft.com/office/word/2015/wordml/symex" xmlns:wpg="http://schemas.microsoft.com/office/word/2010/wordprocessingGroup" xmlns:wpi="http://schemas.microsoft.com/office/word/2010/wordprocessingInk" xmlns:wne="http://schemas.microsoft.com/office/word/2006/wordml" xmlns:wps="http://schemas.microsoft.com/office/word/2010/wordprocessingShape" mc:Ignorable="w14 w15 w16se w16cid w16 w16cex w16sdtdh wp14">
+<w:endnotes xmlns:wpc="http://schemas.microsoft.com/office/word/2010/wordprocessingCanvas" xmlns:cx="http://schemas.microsoft.com/office/drawing/2014/chartex" xmlns:cx1="http://schemas.microsoft.com/office/drawing/2015/9/8/chartex" xmlns:cx2="http://schemas.microsoft.com/office/drawing/2015/10/21/chartex" xmlns:cx3="http://schemas.microsoft.com/office/drawing/2016/5/9/chartex" xmlns:cx4="http://schemas.microsoft.com/office/drawing/2016/5/10/chartex" xmlns:cx5="http://schemas.microsoft.com/office/drawing/2016/5/11/chartex" xmlns:cx6="http://schemas.microsoft.com/office/drawing/2016/5/12/chartex" xmlns:cx7="http://schemas.microsoft.com/office/drawing/2016/5/13/chartex" xmlns:cx8="http://schemas.microsoft.com/office/drawing/2016/5/14/chartex" xmlns:mc="http://schemas.openxmlformats.org/markup-compatibility/2006" xmlns:aink="http://schemas.microsoft.com/office/drawing/2016/ink" xmlns:am3d="http://schemas.microsoft.com/office/drawing/2017/model3d" xmlns:o="urn:schemas-microsoft-com:office:office" xmlns:r="http://schemas.openxmlformats.org/officeDocument/2006/relationships" xmlns:m="http://schemas.openxmlformats.org/officeDocument/2006/math" xmlns:v="urn:schemas-microsoft-com:vml" xmlns:wp14="http://schemas.microsoft.com/office/word/2010/wordprocessingDrawing" xmlns:wp="http://schemas.openxmlformats.org/drawingml/2006/wordprocessingDrawing" xmlns:w10="urn:schemas-microsoft-com:office:word" xmlns:w="http://schemas.openxmlformats.org/wordprocessingml/2006/main" xmlns:w14="http://schemas.microsoft.com/office/word/2010/wordml" xmlns:w15="http://schemas.microsoft.com/office/word/2012/wordml" xmlns:w16cex="http://schemas.microsoft.com/office/word/2018/wordml/cex" xmlns:w16cid="http://schemas.microsoft.com/office/word/2016/wordml/cid" xmlns:w16="http://schemas.microsoft.com/office/word/2018/wordml" xmlns:w16sdtdh="http://schemas.microsoft.com/office/word/2020/wordml/sdtdatahash" xmlns:w16se="http://schemas.microsoft.com/office/word/2015/wordml/symex" xmlns:wpg="http://schemas.microsoft.com/office/word/2010/wordprocessingGroup" xmlns:wpi="http://schemas.microsoft.com/office/word/2010/wordprocessingInk" xmlns:wne="http://schemas.microsoft.com/office/word/2006/wordml" xmlns:wps="http://schemas.microsoft.com/office/word/2010/wordprocessingShape" mc:Ignorable="w14 w15 w16se w16cid w16 w16cex w16sdtdh wp14">
   <w:endnote w:type="separator" w:id="-1">
     <w:p>
       <w:r>
@@ -5681,7 +5912,7 @@
 </file>
 
 <file path=word/footnotes.xml><?xml version="1.0" encoding="utf-8"?>
-<w:footnotes xmlns:wpc="http://schemas.microsoft.com/office/word/2010/wordprocessingCanvas" xmlns:cx="http://schemas.microsoft.com/office/drawing/2014/chartex" xmlns:cx1="http://schemas.microsoft.com/office/drawing/2015/9/8/chartex" xmlns:cx2="http://schemas.microsoft.com/office/drawing/2015/10/21/chartex" xmlns:cx3="http://schemas.microsoft.com/office/drawing/2016/5/9/chartex" xmlns:cx4="http://schemas.microsoft.com/office/drawing/2016/5/10/chartex" xmlns:cx5="http://schemas.microsoft.com/office/drawing/2016/5/11/chartex" xmlns:cx6="http://schemas.microsoft.com/office/drawing/2016/5/12/chartex" xmlns:cx7="http://schemas.microsoft.com/office/drawing/2016/5/13/chartex" xmlns:cx8="http://schemas.microsoft.com/office/drawing/2016/5/14/chartex" xmlns:mc="http://schemas.openxmlformats.org/markup-compatibility/2006" xmlns:aink="http://schemas.microsoft.com/office/drawing/2016/ink" xmlns:am3d="http://schemas.microsoft.com/office/drawing/2017/model3d" xmlns:o="urn:schemas-microsoft-com:office:office" xmlns:oel="http://schemas.microsoft.com/office/2019/extlst" xmlns:r="http://schemas.openxmlformats.org/officeDocument/2006/relationships" xmlns:m="http://schemas.openxmlformats.org/officeDocument/2006/math" xmlns:v="urn:schemas-microsoft-com:vml" xmlns:wp14="http://schemas.microsoft.com/office/word/2010/wordprocessingDrawing" xmlns:wp="http://schemas.openxmlformats.org/drawingml/2006/wordprocessingDrawing" xmlns:w10="urn:schemas-microsoft-com:office:word" xmlns:w="http://schemas.openxmlformats.org/wordprocessingml/2006/main" xmlns:w14="http://schemas.microsoft.com/office/word/2010/wordml" xmlns:w15="http://schemas.microsoft.com/office/word/2012/wordml" xmlns:w16cex="http://schemas.microsoft.com/office/word/2018/wordml/cex" xmlns:w16cid="http://schemas.microsoft.com/office/word/2016/wordml/cid" xmlns:w16="http://schemas.microsoft.com/office/word/2018/wordml" xmlns:w16sdtdh="http://schemas.microsoft.com/office/word/2020/wordml/sdtdatahash" xmlns:w16se="http://schemas.microsoft.com/office/word/2015/wordml/symex" xmlns:wpg="http://schemas.microsoft.com/office/word/2010/wordprocessingGroup" xmlns:wpi="http://schemas.microsoft.com/office/word/2010/wordprocessingInk" xmlns:wne="http://schemas.microsoft.com/office/word/2006/wordml" xmlns:wps="http://schemas.microsoft.com/office/word/2010/wordprocessingShape" mc:Ignorable="w14 w15 w16se w16cid w16 w16cex w16sdtdh wp14">
+<w:footnotes xmlns:wpc="http://schemas.microsoft.com/office/word/2010/wordprocessingCanvas" xmlns:cx="http://schemas.microsoft.com/office/drawing/2014/chartex" xmlns:cx1="http://schemas.microsoft.com/office/drawing/2015/9/8/chartex" xmlns:cx2="http://schemas.microsoft.com/office/drawing/2015/10/21/chartex" xmlns:cx3="http://schemas.microsoft.com/office/drawing/2016/5/9/chartex" xmlns:cx4="http://schemas.microsoft.com/office/drawing/2016/5/10/chartex" xmlns:cx5="http://schemas.microsoft.com/office/drawing/2016/5/11/chartex" xmlns:cx6="http://schemas.microsoft.com/office/drawing/2016/5/12/chartex" xmlns:cx7="http://schemas.microsoft.com/office/drawing/2016/5/13/chartex" xmlns:cx8="http://schemas.microsoft.com/office/drawing/2016/5/14/chartex" xmlns:mc="http://schemas.openxmlformats.org/markup-compatibility/2006" xmlns:aink="http://schemas.microsoft.com/office/drawing/2016/ink" xmlns:am3d="http://schemas.microsoft.com/office/drawing/2017/model3d" xmlns:o="urn:schemas-microsoft-com:office:office" xmlns:r="http://schemas.openxmlformats.org/officeDocument/2006/relationships" xmlns:m="http://schemas.openxmlformats.org/officeDocument/2006/math" xmlns:v="urn:schemas-microsoft-com:vml" xmlns:wp14="http://schemas.microsoft.com/office/word/2010/wordprocessingDrawing" xmlns:wp="http://schemas.openxmlformats.org/drawingml/2006/wordprocessingDrawing" xmlns:w10="urn:schemas-microsoft-com:office:word" xmlns:w="http://schemas.openxmlformats.org/wordprocessingml/2006/main" xmlns:w14="http://schemas.microsoft.com/office/word/2010/wordml" xmlns:w15="http://schemas.microsoft.com/office/word/2012/wordml" xmlns:w16cex="http://schemas.microsoft.com/office/word/2018/wordml/cex" xmlns:w16cid="http://schemas.microsoft.com/office/word/2016/wordml/cid" xmlns:w16="http://schemas.microsoft.com/office/word/2018/wordml" xmlns:w16sdtdh="http://schemas.microsoft.com/office/word/2020/wordml/sdtdatahash" xmlns:w16se="http://schemas.microsoft.com/office/word/2015/wordml/symex" xmlns:wpg="http://schemas.microsoft.com/office/word/2010/wordprocessingGroup" xmlns:wpi="http://schemas.microsoft.com/office/word/2010/wordprocessingInk" xmlns:wne="http://schemas.microsoft.com/office/word/2006/wordml" xmlns:wps="http://schemas.microsoft.com/office/word/2010/wordprocessingShape" mc:Ignorable="w14 w15 w16se w16cid w16 w16cex w16sdtdh wp14">
   <w:footnote w:type="separator" w:id="-1">
     <w:p>
       <w:r>
@@ -5700,7 +5931,7 @@
 </file>
 
 <file path=word/header1.xml><?xml version="1.0" encoding="utf-8"?>
-<w:hdr xmlns:wpc="http://schemas.microsoft.com/office/word/2010/wordprocessingCanvas" xmlns:cx="http://schemas.microsoft.com/office/drawing/2014/chartex" xmlns:cx1="http://schemas.microsoft.com/office/drawing/2015/9/8/chartex" xmlns:cx2="http://schemas.microsoft.com/office/drawing/2015/10/21/chartex" xmlns:cx3="http://schemas.microsoft.com/office/drawing/2016/5/9/chartex" xmlns:cx4="http://schemas.microsoft.com/office/drawing/2016/5/10/chartex" xmlns:cx5="http://schemas.microsoft.com/office/drawing/2016/5/11/chartex" xmlns:cx6="http://schemas.microsoft.com/office/drawing/2016/5/12/chartex" xmlns:cx7="http://schemas.microsoft.com/office/drawing/2016/5/13/chartex" xmlns:cx8="http://schemas.microsoft.com/office/drawing/2016/5/14/chartex" xmlns:mc="http://schemas.openxmlformats.org/markup-compatibility/2006" xmlns:aink="http://schemas.microsoft.com/office/drawing/2016/ink" xmlns:am3d="http://schemas.microsoft.com/office/drawing/2017/model3d" xmlns:o="urn:schemas-microsoft-com:office:office" xmlns:oel="http://schemas.microsoft.com/office/2019/extlst" xmlns:r="http://schemas.openxmlformats.org/officeDocument/2006/relationships" xmlns:m="http://schemas.openxmlformats.org/officeDocument/2006/math" xmlns:v="urn:schemas-microsoft-com:vml" xmlns:wp14="http://schemas.microsoft.com/office/word/2010/wordprocessingDrawing" xmlns:wp="http://schemas.openxmlformats.org/drawingml/2006/wordprocessingDrawing" xmlns:w10="urn:schemas-microsoft-com:office:word" xmlns:w="http://schemas.openxmlformats.org/wordprocessingml/2006/main" xmlns:w14="http://schemas.microsoft.com/office/word/2010/wordml" xmlns:w15="http://schemas.microsoft.com/office/word/2012/wordml" xmlns:w16cex="http://schemas.microsoft.com/office/word/2018/wordml/cex" xmlns:w16cid="http://schemas.microsoft.com/office/word/2016/wordml/cid" xmlns:w16="http://schemas.microsoft.com/office/word/2018/wordml" xmlns:w16sdtdh="http://schemas.microsoft.com/office/word/2020/wordml/sdtdatahash" xmlns:w16se="http://schemas.microsoft.com/office/word/2015/wordml/symex" xmlns:wpg="http://schemas.microsoft.com/office/word/2010/wordprocessingGroup" xmlns:wpi="http://schemas.microsoft.com/office/word/2010/wordprocessingInk" xmlns:wne="http://schemas.microsoft.com/office/word/2006/wordml" xmlns:wps="http://schemas.microsoft.com/office/word/2010/wordprocessingShape" mc:Ignorable="w14 w15 w16se w16cid w16 w16cex w16sdtdh wp14">
+<w:hdr xmlns:wpc="http://schemas.microsoft.com/office/word/2010/wordprocessingCanvas" xmlns:cx="http://schemas.microsoft.com/office/drawing/2014/chartex" xmlns:cx1="http://schemas.microsoft.com/office/drawing/2015/9/8/chartex" xmlns:cx2="http://schemas.microsoft.com/office/drawing/2015/10/21/chartex" xmlns:cx3="http://schemas.microsoft.com/office/drawing/2016/5/9/chartex" xmlns:cx4="http://schemas.microsoft.com/office/drawing/2016/5/10/chartex" xmlns:cx5="http://schemas.microsoft.com/office/drawing/2016/5/11/chartex" xmlns:cx6="http://schemas.microsoft.com/office/drawing/2016/5/12/chartex" xmlns:cx7="http://schemas.microsoft.com/office/drawing/2016/5/13/chartex" xmlns:cx8="http://schemas.microsoft.com/office/drawing/2016/5/14/chartex" xmlns:mc="http://schemas.openxmlformats.org/markup-compatibility/2006" xmlns:aink="http://schemas.microsoft.com/office/drawing/2016/ink" xmlns:am3d="http://schemas.microsoft.com/office/drawing/2017/model3d" xmlns:o="urn:schemas-microsoft-com:office:office" xmlns:r="http://schemas.openxmlformats.org/officeDocument/2006/relationships" xmlns:m="http://schemas.openxmlformats.org/officeDocument/2006/math" xmlns:v="urn:schemas-microsoft-com:vml" xmlns:wp14="http://schemas.microsoft.com/office/word/2010/wordprocessingDrawing" xmlns:wp="http://schemas.openxmlformats.org/drawingml/2006/wordprocessingDrawing" xmlns:w10="urn:schemas-microsoft-com:office:word" xmlns:w="http://schemas.openxmlformats.org/wordprocessingml/2006/main" xmlns:w14="http://schemas.microsoft.com/office/word/2010/wordml" xmlns:w15="http://schemas.microsoft.com/office/word/2012/wordml" xmlns:w16cex="http://schemas.microsoft.com/office/word/2018/wordml/cex" xmlns:w16cid="http://schemas.microsoft.com/office/word/2016/wordml/cid" xmlns:w16="http://schemas.microsoft.com/office/word/2018/wordml" xmlns:w16sdtdh="http://schemas.microsoft.com/office/word/2020/wordml/sdtdatahash" xmlns:w16se="http://schemas.microsoft.com/office/word/2015/wordml/symex" xmlns:wpg="http://schemas.microsoft.com/office/word/2010/wordprocessingGroup" xmlns:wpi="http://schemas.microsoft.com/office/word/2010/wordprocessingInk" xmlns:wne="http://schemas.microsoft.com/office/word/2006/wordml" xmlns:wps="http://schemas.microsoft.com/office/word/2010/wordprocessingShape" mc:Ignorable="w14 w15 w16se w16cid w16 w16cex w16sdtdh wp14">
   <w:p>
     <w:pPr>
       <w:pStyle w:val="Header"/>
@@ -5730,7 +5961,21 @@
         <w:iCs/>
         <w:color w:val="000000" w:themeColor="text1"/>
       </w:rPr>
-      <w:t>BRD &lt;&lt;Project Name&gt;&gt;</w:t>
+      <w:t xml:space="preserve">BRD </w:t>
+    </w:r>
+    <w:r>
+      <w:rPr>
+        <w:rFonts w:cs="Arial"/>
+        <w:bCs/>
+        <w:smallCaps/>
+        <w:kern w:val="32"/>
+        <w:szCs w:val="32"/>
+        <w:lang w:val="en-CA"/>
+      </w:rPr>
+      <w:t xml:space="preserve">Bike-O </w:t>
+    </w:r>
+    <w:r>
+      <w:t>Mobile App and Cashless Payments</w:t>
     </w:r>
     <w:r>
       <w:rPr>
@@ -5751,14 +5996,24 @@
         <w:color w:val="000000" w:themeColor="text1"/>
       </w:rPr>
       <w:tab/>
-      <w:t xml:space="preserve">    &lt;&lt;Version&gt;&gt;</w:t>
+      <w:t xml:space="preserve"> </w:t>
+    </w:r>
+    <w:r>
+      <w:rPr>
+        <w:b/>
+        <w:bCs/>
+        <w:i/>
+        <w:iCs/>
+        <w:color w:val="000000" w:themeColor="text1"/>
+      </w:rPr>
+      <w:t>1.1</w:t>
     </w:r>
   </w:p>
 </w:hdr>
 </file>
 
 <file path=word/header2.xml><?xml version="1.0" encoding="utf-8"?>
-<w:hdr xmlns:wpc="http://schemas.microsoft.com/office/word/2010/wordprocessingCanvas" xmlns:cx="http://schemas.microsoft.com/office/drawing/2014/chartex" xmlns:cx1="http://schemas.microsoft.com/office/drawing/2015/9/8/chartex" xmlns:cx2="http://schemas.microsoft.com/office/drawing/2015/10/21/chartex" xmlns:cx3="http://schemas.microsoft.com/office/drawing/2016/5/9/chartex" xmlns:cx4="http://schemas.microsoft.com/office/drawing/2016/5/10/chartex" xmlns:cx5="http://schemas.microsoft.com/office/drawing/2016/5/11/chartex" xmlns:cx6="http://schemas.microsoft.com/office/drawing/2016/5/12/chartex" xmlns:cx7="http://schemas.microsoft.com/office/drawing/2016/5/13/chartex" xmlns:cx8="http://schemas.microsoft.com/office/drawing/2016/5/14/chartex" xmlns:mc="http://schemas.openxmlformats.org/markup-compatibility/2006" xmlns:aink="http://schemas.microsoft.com/office/drawing/2016/ink" xmlns:am3d="http://schemas.microsoft.com/office/drawing/2017/model3d" xmlns:o="urn:schemas-microsoft-com:office:office" xmlns:oel="http://schemas.microsoft.com/office/2019/extlst" xmlns:r="http://schemas.openxmlformats.org/officeDocument/2006/relationships" xmlns:m="http://schemas.openxmlformats.org/officeDocument/2006/math" xmlns:v="urn:schemas-microsoft-com:vml" xmlns:wp14="http://schemas.microsoft.com/office/word/2010/wordprocessingDrawing" xmlns:wp="http://schemas.openxmlformats.org/drawingml/2006/wordprocessingDrawing" xmlns:w10="urn:schemas-microsoft-com:office:word" xmlns:w="http://schemas.openxmlformats.org/wordprocessingml/2006/main" xmlns:w14="http://schemas.microsoft.com/office/word/2010/wordml" xmlns:w15="http://schemas.microsoft.com/office/word/2012/wordml" xmlns:w16cex="http://schemas.microsoft.com/office/word/2018/wordml/cex" xmlns:w16cid="http://schemas.microsoft.com/office/word/2016/wordml/cid" xmlns:w16="http://schemas.microsoft.com/office/word/2018/wordml" xmlns:w16sdtdh="http://schemas.microsoft.com/office/word/2020/wordml/sdtdatahash" xmlns:w16se="http://schemas.microsoft.com/office/word/2015/wordml/symex" xmlns:wpg="http://schemas.microsoft.com/office/word/2010/wordprocessingGroup" xmlns:wpi="http://schemas.microsoft.com/office/word/2010/wordprocessingInk" xmlns:wne="http://schemas.microsoft.com/office/word/2006/wordml" xmlns:wps="http://schemas.microsoft.com/office/word/2010/wordprocessingShape" mc:Ignorable="w14 w15 w16se w16cid w16 w16cex w16sdtdh wp14">
+<w:hdr xmlns:wpc="http://schemas.microsoft.com/office/word/2010/wordprocessingCanvas" xmlns:cx="http://schemas.microsoft.com/office/drawing/2014/chartex" xmlns:cx1="http://schemas.microsoft.com/office/drawing/2015/9/8/chartex" xmlns:cx2="http://schemas.microsoft.com/office/drawing/2015/10/21/chartex" xmlns:cx3="http://schemas.microsoft.com/office/drawing/2016/5/9/chartex" xmlns:cx4="http://schemas.microsoft.com/office/drawing/2016/5/10/chartex" xmlns:cx5="http://schemas.microsoft.com/office/drawing/2016/5/11/chartex" xmlns:cx6="http://schemas.microsoft.com/office/drawing/2016/5/12/chartex" xmlns:cx7="http://schemas.microsoft.com/office/drawing/2016/5/13/chartex" xmlns:cx8="http://schemas.microsoft.com/office/drawing/2016/5/14/chartex" xmlns:mc="http://schemas.openxmlformats.org/markup-compatibility/2006" xmlns:aink="http://schemas.microsoft.com/office/drawing/2016/ink" xmlns:am3d="http://schemas.microsoft.com/office/drawing/2017/model3d" xmlns:o="urn:schemas-microsoft-com:office:office" xmlns:r="http://schemas.openxmlformats.org/officeDocument/2006/relationships" xmlns:m="http://schemas.openxmlformats.org/officeDocument/2006/math" xmlns:v="urn:schemas-microsoft-com:vml" xmlns:wp14="http://schemas.microsoft.com/office/word/2010/wordprocessingDrawing" xmlns:wp="http://schemas.openxmlformats.org/drawingml/2006/wordprocessingDrawing" xmlns:w10="urn:schemas-microsoft-com:office:word" xmlns:w="http://schemas.openxmlformats.org/wordprocessingml/2006/main" xmlns:w14="http://schemas.microsoft.com/office/word/2010/wordml" xmlns:w15="http://schemas.microsoft.com/office/word/2012/wordml" xmlns:w16cex="http://schemas.microsoft.com/office/word/2018/wordml/cex" xmlns:w16cid="http://schemas.microsoft.com/office/word/2016/wordml/cid" xmlns:w16="http://schemas.microsoft.com/office/word/2018/wordml" xmlns:w16sdtdh="http://schemas.microsoft.com/office/word/2020/wordml/sdtdatahash" xmlns:w16se="http://schemas.microsoft.com/office/word/2015/wordml/symex" xmlns:wpg="http://schemas.microsoft.com/office/word/2010/wordprocessingGroup" xmlns:wpi="http://schemas.microsoft.com/office/word/2010/wordprocessingInk" xmlns:wne="http://schemas.microsoft.com/office/word/2006/wordml" xmlns:wps="http://schemas.microsoft.com/office/word/2010/wordprocessingShape" mc:Ignorable="w14 w15 w16se w16cid w16 w16cex w16sdtdh wp14">
   <w:p>
     <w:pPr>
       <w:pStyle w:val="Header"/>
@@ -5846,7 +6101,7 @@
 </file>
 
 <file path=word/numbering.xml><?xml version="1.0" encoding="utf-8"?>
-<w:numbering xmlns:wpc="http://schemas.microsoft.com/office/word/2010/wordprocessingCanvas" xmlns:cx="http://schemas.microsoft.com/office/drawing/2014/chartex" xmlns:cx1="http://schemas.microsoft.com/office/drawing/2015/9/8/chartex" xmlns:cx2="http://schemas.microsoft.com/office/drawing/2015/10/21/chartex" xmlns:cx3="http://schemas.microsoft.com/office/drawing/2016/5/9/chartex" xmlns:cx4="http://schemas.microsoft.com/office/drawing/2016/5/10/chartex" xmlns:cx5="http://schemas.microsoft.com/office/drawing/2016/5/11/chartex" xmlns:cx6="http://schemas.microsoft.com/office/drawing/2016/5/12/chartex" xmlns:cx7="http://schemas.microsoft.com/office/drawing/2016/5/13/chartex" xmlns:cx8="http://schemas.microsoft.com/office/drawing/2016/5/14/chartex" xmlns:mc="http://schemas.openxmlformats.org/markup-compatibility/2006" xmlns:aink="http://schemas.microsoft.com/office/drawing/2016/ink" xmlns:am3d="http://schemas.microsoft.com/office/drawing/2017/model3d" xmlns:o="urn:schemas-microsoft-com:office:office" xmlns:oel="http://schemas.microsoft.com/office/2019/extlst" xmlns:r="http://schemas.openxmlformats.org/officeDocument/2006/relationships" xmlns:m="http://schemas.openxmlformats.org/officeDocument/2006/math" xmlns:v="urn:schemas-microsoft-com:vml" xmlns:wp14="http://schemas.microsoft.com/office/word/2010/wordprocessingDrawing" xmlns:wp="http://schemas.openxmlformats.org/drawingml/2006/wordprocessingDrawing" xmlns:w10="urn:schemas-microsoft-com:office:word" xmlns:w="http://schemas.openxmlformats.org/wordprocessingml/2006/main" xmlns:w14="http://schemas.microsoft.com/office/word/2010/wordml" xmlns:w15="http://schemas.microsoft.com/office/word/2012/wordml" xmlns:w16cex="http://schemas.microsoft.com/office/word/2018/wordml/cex" xmlns:w16cid="http://schemas.microsoft.com/office/word/2016/wordml/cid" xmlns:w16="http://schemas.microsoft.com/office/word/2018/wordml" xmlns:w16sdtdh="http://schemas.microsoft.com/office/word/2020/wordml/sdtdatahash" xmlns:w16se="http://schemas.microsoft.com/office/word/2015/wordml/symex" xmlns:wpg="http://schemas.microsoft.com/office/word/2010/wordprocessingGroup" xmlns:wpi="http://schemas.microsoft.com/office/word/2010/wordprocessingInk" xmlns:wne="http://schemas.microsoft.com/office/word/2006/wordml" xmlns:wps="http://schemas.microsoft.com/office/word/2010/wordprocessingShape" mc:Ignorable="w14 w15 w16se w16cid w16 w16cex w16sdtdh wp14">
+<w:numbering xmlns:wpc="http://schemas.microsoft.com/office/word/2010/wordprocessingCanvas" xmlns:cx="http://schemas.microsoft.com/office/drawing/2014/chartex" xmlns:cx1="http://schemas.microsoft.com/office/drawing/2015/9/8/chartex" xmlns:cx2="http://schemas.microsoft.com/office/drawing/2015/10/21/chartex" xmlns:cx3="http://schemas.microsoft.com/office/drawing/2016/5/9/chartex" xmlns:cx4="http://schemas.microsoft.com/office/drawing/2016/5/10/chartex" xmlns:cx5="http://schemas.microsoft.com/office/drawing/2016/5/11/chartex" xmlns:cx6="http://schemas.microsoft.com/office/drawing/2016/5/12/chartex" xmlns:cx7="http://schemas.microsoft.com/office/drawing/2016/5/13/chartex" xmlns:cx8="http://schemas.microsoft.com/office/drawing/2016/5/14/chartex" xmlns:mc="http://schemas.openxmlformats.org/markup-compatibility/2006" xmlns:aink="http://schemas.microsoft.com/office/drawing/2016/ink" xmlns:am3d="http://schemas.microsoft.com/office/drawing/2017/model3d" xmlns:o="urn:schemas-microsoft-com:office:office" xmlns:r="http://schemas.openxmlformats.org/officeDocument/2006/relationships" xmlns:m="http://schemas.openxmlformats.org/officeDocument/2006/math" xmlns:v="urn:schemas-microsoft-com:vml" xmlns:wp14="http://schemas.microsoft.com/office/word/2010/wordprocessingDrawing" xmlns:wp="http://schemas.openxmlformats.org/drawingml/2006/wordprocessingDrawing" xmlns:w10="urn:schemas-microsoft-com:office:word" xmlns:w="http://schemas.openxmlformats.org/wordprocessingml/2006/main" xmlns:w14="http://schemas.microsoft.com/office/word/2010/wordml" xmlns:w15="http://schemas.microsoft.com/office/word/2012/wordml" xmlns:w16cex="http://schemas.microsoft.com/office/word/2018/wordml/cex" xmlns:w16cid="http://schemas.microsoft.com/office/word/2016/wordml/cid" xmlns:w16="http://schemas.microsoft.com/office/word/2018/wordml" xmlns:w16sdtdh="http://schemas.microsoft.com/office/word/2020/wordml/sdtdatahash" xmlns:w16se="http://schemas.microsoft.com/office/word/2015/wordml/symex" xmlns:wpg="http://schemas.microsoft.com/office/word/2010/wordprocessingGroup" xmlns:wpi="http://schemas.microsoft.com/office/word/2010/wordprocessingInk" xmlns:wne="http://schemas.microsoft.com/office/word/2006/wordml" xmlns:wps="http://schemas.microsoft.com/office/word/2010/wordprocessingShape" mc:Ignorable="w14 w15 w16se w16cid w16 w16cex w16sdtdh wp14">
   <w:abstractNum w:abstractNumId="0" w15:restartNumberingAfterBreak="0">
     <w:nsid w:val="067270E7"/>
     <w:multiLevelType w:val="multilevel"/>
@@ -7083,34 +7338,34 @@
       </w:rPr>
     </w:lvl>
   </w:abstractNum>
-  <w:num w:numId="1" w16cid:durableId="1912765717">
+  <w:num w:numId="1">
     <w:abstractNumId w:val="2"/>
   </w:num>
-  <w:num w:numId="2" w16cid:durableId="2075351250">
+  <w:num w:numId="2">
     <w:abstractNumId w:val="4"/>
   </w:num>
-  <w:num w:numId="3" w16cid:durableId="2052920891">
+  <w:num w:numId="3">
     <w:abstractNumId w:val="6"/>
   </w:num>
-  <w:num w:numId="4" w16cid:durableId="974915428">
+  <w:num w:numId="4">
     <w:abstractNumId w:val="5"/>
   </w:num>
-  <w:num w:numId="5" w16cid:durableId="1467240368">
+  <w:num w:numId="5">
     <w:abstractNumId w:val="3"/>
   </w:num>
-  <w:num w:numId="6" w16cid:durableId="2001035001">
+  <w:num w:numId="6">
     <w:abstractNumId w:val="9"/>
   </w:num>
-  <w:num w:numId="7" w16cid:durableId="775520052">
+  <w:num w:numId="7">
     <w:abstractNumId w:val="0"/>
   </w:num>
-  <w:num w:numId="8" w16cid:durableId="116065749">
+  <w:num w:numId="8">
     <w:abstractNumId w:val="8"/>
   </w:num>
-  <w:num w:numId="9" w16cid:durableId="1023282082">
+  <w:num w:numId="9">
     <w:abstractNumId w:val="7"/>
   </w:num>
-  <w:num w:numId="10" w16cid:durableId="899705501">
+  <w:num w:numId="10">
     <w:abstractNumId w:val="1"/>
   </w:num>
 </w:numbering>
@@ -7699,7 +7954,7 @@
       <w:lang w:val="en-US"/>
     </w:rPr>
   </w:style>
-  <w:style w:type="table" w:styleId="GridTable6Colourful">
+  <w:style w:type="table" w:styleId="GridTable6Colorful">
     <w:name w:val="Grid Table 6 Colorful"/>
     <w:basedOn w:val="TableNormal"/>
     <w:uiPriority w:val="51"/>
